--- a/terraform/terr-rev.docx
+++ b/terraform/terr-rev.docx
@@ -3,6 +3,9 @@
 <w:document xmlns:wpc="http://schemas.microsoft.com/office/word/2010/wordprocessingCanvas" xmlns:cx="http://schemas.microsoft.com/office/drawing/2014/chartex" xmlns:cx1="http://schemas.microsoft.com/office/drawing/2015/9/8/chartex" xmlns:cx2="http://schemas.microsoft.com/office/drawing/2015/10/21/chartex" xmlns:cx3="http://schemas.microsoft.com/office/drawing/2016/5/9/chartex" xmlns:cx4="http://schemas.microsoft.com/office/drawing/2016/5/10/chartex" xmlns:cx5="http://schemas.microsoft.com/office/drawing/2016/5/11/chartex" xmlns:cx6="http://schemas.microsoft.com/office/drawing/2016/5/12/chartex" xmlns:cx7="http://schemas.microsoft.com/office/drawing/2016/5/13/chartex" xmlns:cx8="http://schemas.microsoft.com/office/drawing/2016/5/14/chartex" xmlns:mc="http://schemas.openxmlformats.org/markup-compatibility/2006" xmlns:aink="http://schemas.microsoft.com/office/drawing/2016/ink" xmlns:am3d="http://schemas.microsoft.com/office/drawing/2017/model3d" xmlns:o="urn:schemas-microsoft-com:office:office" xmlns:oel="http://schemas.microsoft.com/office/2019/extlst" xmlns:r="http://schemas.openxmlformats.org/officeDocument/2006/relationships" xmlns:m="http://schemas.openxmlformats.org/officeDocument/2006/math" xmlns:v="urn:schemas-microsoft-com:vml" xmlns:wp14="http://schemas.microsoft.com/office/word/2010/wordprocessingDrawing" xmlns:wp="http://schemas.openxmlformats.org/drawingml/2006/wordprocessingDrawing" xmlns:w10="urn:schemas-microsoft-com:office:word" xmlns:w="http://schemas.openxmlformats.org/wordprocessingml/2006/main" xmlns:w14="http://schemas.microsoft.com/office/word/2010/wordml" xmlns:w15="http://schemas.microsoft.com/office/word/2012/wordml" xmlns:w16cex="http://schemas.microsoft.com/office/word/2018/wordml/cex" xmlns:w16cid="http://schemas.microsoft.com/office/word/2016/wordml/cid" xmlns:w16="http://schemas.microsoft.com/office/word/2018/wordml" xmlns:w16du="http://schemas.microsoft.com/office/word/2023/wordml/word16du" xmlns:w16sdtdh="http://schemas.microsoft.com/office/word/2020/wordml/sdtdatahash" xmlns:w16sdtfl="http://schemas.microsoft.com/office/word/2024/wordml/sdtformatlock" xmlns:w16se="http://schemas.microsoft.com/office/word/2015/wordml/symex" xmlns:wpg="http://schemas.microsoft.com/office/word/2010/wordprocessingGroup" xmlns:wpi="http://schemas.microsoft.com/office/word/2010/wordprocessingInk" xmlns:wne="http://schemas.microsoft.com/office/word/2006/wordml" xmlns:wps="http://schemas.microsoft.com/office/word/2010/wordprocessingShape" mc:Ignorable="w14 w15 w16se w16cid w16 w16cex w16sdtdh w16sdtfl w16du wp14">
   <w:body>
     <w:p>
+      <w:pPr>
+        <w:pStyle w:val="Heading1"/>
+      </w:pPr>
       <w:r>
         <w:t>1.</w:t>
       </w:r>
@@ -103,6 +106,7 @@
     </w:p>
     <w:p>
       <w:r>
+        <w:lastRenderedPageBreak/>
         <w:pict w14:anchorId="3A354F30">
           <v:rect id="_x0000_i1026" style="width:0;height:1.5pt" o:hralign="center" o:hrstd="t" o:hr="t" fillcolor="#a0a0a0" stroked="f"/>
         </w:pict>
@@ -429,6 +433,7 @@
         </w:numPr>
       </w:pPr>
       <w:r>
+        <w:lastRenderedPageBreak/>
         <w:t>If a dragon knocks down a tower in the real world, the crystal ball knows it's missing.</w:t>
       </w:r>
     </w:p>
@@ -840,6 +845,9 @@
     </w:tbl>
     <w:p/>
     <w:p>
+      <w:pPr>
+        <w:pStyle w:val="Heading1"/>
+      </w:pPr>
       <w:r>
         <w:lastRenderedPageBreak/>
         <w:t>1.</w:t>
@@ -851,7 +859,6 @@
         <w:t xml:space="preserve"> - interview</w:t>
       </w:r>
     </w:p>
-    <w:p/>
     <w:p>
       <w:r>
         <w:t xml:space="preserve">In a DevOps or Cloud Engineering interview, </w:t>
@@ -998,6 +1005,7 @@
           <w:b/>
           <w:bCs/>
         </w:rPr>
+        <w:lastRenderedPageBreak/>
         <w:t>2. The Core Terraform Commands</w:t>
       </w:r>
     </w:p>
@@ -1157,23 +1165,23 @@
           <w:b/>
           <w:bCs/>
         </w:rPr>
+        <w:t>terraform destroy:</w:t>
+      </w:r>
+      <w:r>
+        <w:t xml:space="preserve"> "Used to tear down all resources managed by the configuration. In production, we often use </w:t>
+      </w:r>
+      <w:proofErr w:type="spellStart"/>
+      <w:r>
+        <w:t>prevent_destroy</w:t>
+      </w:r>
+      <w:proofErr w:type="spellEnd"/>
+      <w:r>
+        <w:t xml:space="preserve"> lifecycle rules to avoid accidental use of this command."</w:t>
+      </w:r>
+    </w:p>
+    <w:p>
+      <w:r>
         <w:lastRenderedPageBreak/>
-        <w:t>terraform destroy:</w:t>
-      </w:r>
-      <w:r>
-        <w:t xml:space="preserve"> "Used to tear down all resources managed by the configuration. In production, we often use </w:t>
-      </w:r>
-      <w:proofErr w:type="spellStart"/>
-      <w:r>
-        <w:t>prevent_destroy</w:t>
-      </w:r>
-      <w:proofErr w:type="spellEnd"/>
-      <w:r>
-        <w:t xml:space="preserve"> lifecycle rules to avoid accidental use of this command."</w:t>
-      </w:r>
-    </w:p>
-    <w:p>
-      <w:r>
         <w:pict w14:anchorId="13F75786">
           <v:rect id="_x0000_i1032" style="width:0;height:1.5pt" o:hralign="center" o:hrstd="t" o:hr="t" fillcolor="#a0a0a0" stroked="f"/>
         </w:pict>
@@ -1359,6 +1367,7 @@
           <w:b/>
           <w:bCs/>
         </w:rPr>
+        <w:lastRenderedPageBreak/>
         <w:t>Why you never edit it manually:</w:t>
       </w:r>
       <w:r>
@@ -1609,7 +1618,6 @@
                 <w:b/>
                 <w:bCs/>
               </w:rPr>
-              <w:lastRenderedPageBreak/>
               <w:t>terraform plan</w:t>
             </w:r>
           </w:p>
@@ -1797,6 +1805,7 @@
           <w:b/>
           <w:bCs/>
         </w:rPr>
+        <w:lastRenderedPageBreak/>
         <w:t>A Common Tricky Question:</w:t>
       </w:r>
     </w:p>
@@ -1828,6 +1837,9 @@
       </w:r>
     </w:p>
     <w:p>
+      <w:pPr>
+        <w:pStyle w:val="Heading1"/>
+      </w:pPr>
       <w:r>
         <w:t>2️</w:t>
       </w:r>
@@ -1926,6 +1938,7 @@
     </w:p>
     <w:p>
       <w:r>
+        <w:lastRenderedPageBreak/>
         <w:t>Alex is building a series of guard towers. Some need to be in the "Northern Tundra" and some in the "Southern Desert."</w:t>
       </w:r>
     </w:p>
@@ -2022,7 +2035,6 @@
     </w:p>
     <w:p>
       <w:r>
-        <w:lastRenderedPageBreak/>
         <w:pict w14:anchorId="71EAC609">
           <v:rect id="_x0000_i1037" style="width:0;height:1.5pt" o:hralign="center" o:hrstd="t" o:hr="t" fillcolor="#a0a0a0" stroked="f"/>
         </w:pict>
@@ -2129,6 +2141,7 @@
           <w:b/>
           <w:bCs/>
         </w:rPr>
+        <w:lastRenderedPageBreak/>
         <w:t>The Benefit:</w:t>
       </w:r>
       <w:r>
@@ -2332,6 +2345,7 @@
     </w:p>
     <w:p>
       <w:r>
+        <w:lastRenderedPageBreak/>
         <w:t>Alex wants to build a house using the "Strongest Wood in the Land," but that wood is provided by a different kingdom (The AWS Marketplace). He doesn't own the wood; he just needs to find it.</w:t>
       </w:r>
     </w:p>
@@ -2439,7 +2453,6 @@
     </w:p>
     <w:p>
       <w:r>
-        <w:lastRenderedPageBreak/>
         <w:pict w14:anchorId="7D43B387">
           <v:rect id="_x0000_i1040" style="width:0;height:1.5pt" o:hralign="center" o:hrstd="t" o:hr="t" fillcolor="#a0a0a0" stroked="f"/>
         </w:pict>
@@ -2790,6 +2803,7 @@
                 <w:b/>
                 <w:bCs/>
               </w:rPr>
+              <w:lastRenderedPageBreak/>
               <w:t>Data Sources</w:t>
             </w:r>
           </w:p>
@@ -2844,6 +2858,9 @@
     </w:tbl>
     <w:p/>
     <w:p>
+      <w:pPr>
+        <w:pStyle w:val="Heading1"/>
+      </w:pPr>
       <w:r>
         <w:t>2️</w:t>
       </w:r>
@@ -2968,6 +2985,7 @@
           <w:b/>
           <w:bCs/>
         </w:rPr>
+        <w:lastRenderedPageBreak/>
         <w:t>Interview Tip:</w:t>
       </w:r>
       <w:r>
@@ -3101,7 +3119,6 @@
           <w:b/>
           <w:bCs/>
         </w:rPr>
-        <w:lastRenderedPageBreak/>
         <w:t>The Use Case:</w:t>
       </w:r>
       <w:r>
@@ -3169,6 +3186,7 @@
           <w:b/>
           <w:bCs/>
         </w:rPr>
+        <w:lastRenderedPageBreak/>
         <w:t>The Answer:</w:t>
       </w:r>
       <w:r>
@@ -3336,6 +3354,7 @@
           <w:b/>
           <w:bCs/>
         </w:rPr>
+        <w:lastRenderedPageBreak/>
         <w:t>Summary Comparison Table</w:t>
       </w:r>
     </w:p>
@@ -3643,7 +3662,6 @@
                 <w:b/>
                 <w:bCs/>
               </w:rPr>
-              <w:lastRenderedPageBreak/>
               <w:t>Data Source</w:t>
             </w:r>
           </w:p>
@@ -3879,7 +3897,11 @@
       </w:r>
     </w:p>
     <w:p>
-      <w:r>
+      <w:pPr>
+        <w:pStyle w:val="Heading1"/>
+      </w:pPr>
+      <w:r>
+        <w:lastRenderedPageBreak/>
         <w:t>3️</w:t>
       </w:r>
       <w:r>
@@ -4083,6 +4105,7 @@
     </w:p>
     <w:p>
       <w:r>
+        <w:lastRenderedPageBreak/>
         <w:t>When Alex builds a fountain, he has to provide specific instructions, but he also gets back information he didn't know beforehand.</w:t>
       </w:r>
     </w:p>
@@ -4098,7 +4121,6 @@
           <w:b/>
           <w:bCs/>
         </w:rPr>
-        <w:lastRenderedPageBreak/>
         <w:t>Arguments (The Input):</w:t>
       </w:r>
       <w:r>
@@ -4321,6 +4343,7 @@
           <w:b/>
           <w:bCs/>
         </w:rPr>
+        <w:lastRenderedPageBreak/>
         <w:t>prevent_destroy</w:t>
       </w:r>
       <w:proofErr w:type="spellEnd"/>
@@ -4544,6 +4567,7 @@
           <w:b/>
           <w:bCs/>
         </w:rPr>
+        <w:lastRenderedPageBreak/>
         <w:t>Summary Table: The Architect's Cheat Sheet</w:t>
       </w:r>
     </w:p>
@@ -4587,7 +4611,6 @@
                 <w:b/>
                 <w:bCs/>
               </w:rPr>
-              <w:lastRenderedPageBreak/>
               <w:t>Concept</w:t>
             </w:r>
           </w:p>
@@ -4970,6 +4993,9 @@
     </w:tbl>
     <w:p/>
     <w:p>
+      <w:pPr>
+        <w:pStyle w:val="Heading1"/>
+      </w:pPr>
       <w:r>
         <w:t>3️</w:t>
       </w:r>
@@ -5055,6 +5081,7 @@
           <w:b/>
           <w:bCs/>
         </w:rPr>
+        <w:lastRenderedPageBreak/>
         <w:t>The Interview Perspective:</w:t>
       </w:r>
       <w:r>
@@ -5258,7 +5285,6 @@
           <w:b/>
           <w:bCs/>
         </w:rPr>
-        <w:lastRenderedPageBreak/>
         <w:t>The Question:</w:t>
       </w:r>
       <w:r>
@@ -5284,6 +5310,7 @@
           <w:b/>
           <w:bCs/>
         </w:rPr>
+        <w:lastRenderedPageBreak/>
         <w:t>Implicit Dependencies (Preferred):</w:t>
       </w:r>
       <w:r>
@@ -5442,6 +5469,7 @@
           <w:b/>
           <w:bCs/>
         </w:rPr>
+        <w:lastRenderedPageBreak/>
         <w:t>create_before_destroy</w:t>
       </w:r>
       <w:proofErr w:type="spellEnd"/>
@@ -5769,7 +5797,6 @@
                 <w:b/>
                 <w:bCs/>
               </w:rPr>
-              <w:lastRenderedPageBreak/>
               <w:t>Attributes</w:t>
             </w:r>
           </w:p>
@@ -5898,6 +5925,7 @@
                 <w:b/>
                 <w:bCs/>
               </w:rPr>
+              <w:lastRenderedPageBreak/>
               <w:t>Lifecycle</w:t>
             </w:r>
           </w:p>
@@ -6008,6 +6036,9 @@
       </w:r>
     </w:p>
     <w:p>
+      <w:pPr>
+        <w:pStyle w:val="Heading1"/>
+      </w:pPr>
       <w:r>
         <w:t>4️</w:t>
       </w:r>
@@ -6018,10 +6049,10 @@
         <w:t>⃣</w:t>
       </w:r>
       <w:r>
-        <w:t xml:space="preserve"> MODULES (MOST IMPORTANT FOR REAL PROJECTS)</w:t>
-      </w:r>
-      <w:r>
-        <w:t xml:space="preserve"> – story</w:t>
+        <w:rPr>
+          <w:rStyle w:val="Heading1Char"/>
+        </w:rPr>
+        <w:t xml:space="preserve"> MODULES (MOST IMPORTANT FOR REAL PROJECTS) – story</w:t>
       </w:r>
     </w:p>
     <w:p>
@@ -6056,6 +6087,7 @@
     </w:p>
     <w:p>
       <w:r>
+        <w:lastRenderedPageBreak/>
         <w:t xml:space="preserve">Then, he discovered the power of </w:t>
       </w:r>
       <w:r>
@@ -6203,7 +6235,6 @@
     </w:p>
     <w:p>
       <w:r>
-        <w:lastRenderedPageBreak/>
         <w:t>A good kit shouldn't be "hard-coded." A kit that only builds "10-foot grey towers" is useless if you need a "20-foot red tower."</w:t>
       </w:r>
     </w:p>
@@ -6256,6 +6287,7 @@
           <w:b/>
           <w:bCs/>
         </w:rPr>
+        <w:lastRenderedPageBreak/>
         <w:t>Outputs:</w:t>
       </w:r>
       <w:r>
@@ -6371,6 +6403,7 @@
     </w:p>
     <w:p>
       <w:r>
+        <w:lastRenderedPageBreak/>
         <w:t xml:space="preserve">The </w:t>
       </w:r>
       <w:proofErr w:type="gramStart"/>
@@ -6525,7 +6558,6 @@
                 <w:b/>
                 <w:bCs/>
               </w:rPr>
-              <w:lastRenderedPageBreak/>
               <w:t>Concept</w:t>
             </w:r>
           </w:p>
@@ -6849,6 +6881,7 @@
                 <w:b/>
                 <w:bCs/>
               </w:rPr>
+              <w:lastRenderedPageBreak/>
               <w:t>Best Practice</w:t>
             </w:r>
           </w:p>
@@ -6893,6 +6926,9 @@
     </w:tbl>
     <w:p/>
     <w:p>
+      <w:pPr>
+        <w:pStyle w:val="Heading1"/>
+      </w:pPr>
       <w:r>
         <w:t>4️</w:t>
       </w:r>
@@ -6971,7 +7007,11 @@
         <w:t>functions</w:t>
       </w:r>
       <w:r>
-        <w:t xml:space="preserve"> of the infrastructure world. Instead of defining individual resources every time, I group them into a logical unit (like a 'Web Server' module that includes an EC2, a Security Group, and an IAM role) that can be called multiple times with different parameters."</w:t>
+        <w:t xml:space="preserve"> of the infrastructure world. Instead of defining individual resources every time, I group them into a logical unit (like a 'Web </w:t>
+      </w:r>
+      <w:r>
+        <w:lastRenderedPageBreak/>
+        <w:t>Server' module that includes an EC2, a Security Group, and an IAM role) that can be called multiple times with different parameters."</w:t>
       </w:r>
     </w:p>
     <w:p>
@@ -7122,7 +7162,6 @@
     </w:p>
     <w:p>
       <w:r>
-        <w:lastRenderedPageBreak/>
         <w:pict w14:anchorId="0EB33C5E">
           <v:rect id="_x0000_i1065" style="width:0;height:1.5pt" o:hralign="center" o:hrstd="t" o:hr="t" fillcolor="#a0a0a0" stroked="f"/>
         </w:pict>
@@ -7170,6 +7209,7 @@
           <w:b/>
           <w:bCs/>
         </w:rPr>
+        <w:lastRenderedPageBreak/>
         <w:t>Avoid Hardcoding:</w:t>
       </w:r>
       <w:r>
@@ -7297,6 +7337,7 @@
           <w:b/>
           <w:bCs/>
         </w:rPr>
+        <w:lastRenderedPageBreak/>
         <w:t>The Answer:</w:t>
       </w:r>
       <w:r>
@@ -7461,7 +7502,6 @@
                 <w:b/>
                 <w:bCs/>
               </w:rPr>
-              <w:lastRenderedPageBreak/>
               <w:t>Concept</w:t>
             </w:r>
           </w:p>
@@ -7659,6 +7699,7 @@
                 <w:b/>
                 <w:bCs/>
               </w:rPr>
+              <w:lastRenderedPageBreak/>
               <w:t>Registry</w:t>
             </w:r>
           </w:p>
@@ -7832,6 +7873,9 @@
       </w:r>
     </w:p>
     <w:p>
+      <w:pPr>
+        <w:pStyle w:val="Heading1"/>
+      </w:pPr>
       <w:r>
         <w:t>5.</w:t>
       </w:r>
@@ -7871,7 +7915,11 @@
     </w:p>
     <w:p>
       <w:r>
-        <w:t>One afternoon, disaster struck. Alex and Sarah both tried to build a bridge at the same time. Because they each had their own "local" crystal ball, they didn't know what the other was doing. The result? Two bridges were built on top of each other, and the city's blueprints were ruined.</w:t>
+        <w:t xml:space="preserve">One afternoon, disaster struck. Alex and Sarah both tried to build a bridge at the same time. Because they each had their own "local" crystal ball, they didn't know what the </w:t>
+      </w:r>
+      <w:r>
+        <w:lastRenderedPageBreak/>
+        <w:t>other was doing. The result? Two bridges were built on top of each other, and the city's blueprints were ruined.</w:t>
       </w:r>
     </w:p>
     <w:p>
@@ -7983,7 +8031,6 @@
           <w:b/>
           <w:bCs/>
         </w:rPr>
-        <w:lastRenderedPageBreak/>
         <w:t>The Blob Vault (Azure):</w:t>
       </w:r>
       <w:r>
@@ -8032,6 +8079,7 @@
     </w:p>
     <w:p>
       <w:r>
+        <w:lastRenderedPageBreak/>
         <w:t xml:space="preserve">Even with a central vault, Alex realized a new problem: What if two architects try to change the </w:t>
       </w:r>
       <w:r>
@@ -8160,6 +8208,7 @@
     </w:p>
     <w:p>
       <w:r>
+        <w:lastRenderedPageBreak/>
         <w:t>To make this work, every architect puts a special "Portal Instruction" at the beginning of their blueprints.</w:t>
       </w:r>
     </w:p>
@@ -8272,22 +8321,22 @@
     <w:p/>
     <w:p>
       <w:r>
+        <w:t>| Concept | Action | Story Equivalent |</w:t>
+      </w:r>
+    </w:p>
+    <w:p>
+      <w:r>
+        <w:t>| :--- | :--- | :--- |</w:t>
+      </w:r>
+    </w:p>
+    <w:p>
+      <w:r>
+        <w:t>| **Local State** | File on your PC | A blueprint in your own backpack (Dangerous for teams). |</w:t>
+      </w:r>
+    </w:p>
+    <w:p>
+      <w:r>
         <w:lastRenderedPageBreak/>
-        <w:t>| Concept | Action | Story Equivalent |</w:t>
-      </w:r>
-    </w:p>
-    <w:p>
-      <w:r>
-        <w:t>| :--- | :--- | :--- |</w:t>
-      </w:r>
-    </w:p>
-    <w:p>
-      <w:r>
-        <w:t>| **Local State** | File on your PC | A blueprint in your own backpack (Dangerous for teams). |</w:t>
-      </w:r>
-    </w:p>
-    <w:p>
-      <w:r>
         <w:t>| **Remote State** | File in S3/Blob/GCS | A central vault accessible by the whole team. |</w:t>
       </w:r>
     </w:p>
@@ -8323,6 +8372,9 @@
     </w:p>
     <w:p/>
     <w:p>
+      <w:pPr>
+        <w:pStyle w:val="Heading1"/>
+      </w:pPr>
       <w:r>
         <w:t>5.</w:t>
       </w:r>
@@ -8363,6 +8415,7 @@
     </w:p>
     <w:p>
       <w:r>
+        <w:lastRenderedPageBreak/>
         <w:pict w14:anchorId="608515F8">
           <v:rect id="_x0000_i1073" style="width:0;height:1.5pt" o:hralign="center" o:hrstd="t" o:hr="t" fillcolor="#a0a0a0" stroked="f"/>
         </w:pict>
@@ -8480,7 +8533,6 @@
           <w:b/>
           <w:bCs/>
         </w:rPr>
-        <w:lastRenderedPageBreak/>
         <w:t>GCS (GCP):</w:t>
       </w:r>
       <w:r>
@@ -8517,6 +8569,7 @@
           <w:b/>
           <w:bCs/>
         </w:rPr>
+        <w:lastRenderedPageBreak/>
         <w:t>Terraform Cloud/Enterprise:</w:t>
       </w:r>
       <w:r>
@@ -8698,6 +8751,7 @@
           <w:b/>
           <w:bCs/>
         </w:rPr>
+        <w:lastRenderedPageBreak/>
         <w:t>Versioning:</w:t>
       </w:r>
       <w:r>
@@ -8794,7 +8848,6 @@
                 <w:b/>
                 <w:bCs/>
               </w:rPr>
-              <w:lastRenderedPageBreak/>
               <w:t>Concept</w:t>
             </w:r>
           </w:p>
@@ -9179,6 +9232,7 @@
           <w:b/>
           <w:bCs/>
         </w:rPr>
+        <w:lastRenderedPageBreak/>
         <w:t>A Common Tricky Question:</w:t>
       </w:r>
     </w:p>
@@ -9210,19 +9264,36 @@
       </w:r>
     </w:p>
     <w:p>
-      <w:r>
+      <w:pPr>
+        <w:pStyle w:val="Heading1"/>
+        <w:rPr>
+          <w:rStyle w:val="Heading1Char"/>
+        </w:rPr>
+      </w:pPr>
+      <w:r>
+        <w:rPr>
+          <w:rStyle w:val="Heading1Char"/>
+        </w:rPr>
         <w:t xml:space="preserve">6.Terraform in production workflows - </w:t>
       </w:r>
       <w:proofErr w:type="spellStart"/>
       <w:r>
-        <w:t>story</w:t>
-      </w:r>
-      <w:r>
-        <w:t>In</w:t>
+        <w:rPr>
+          <w:rStyle w:val="Heading1Char"/>
+        </w:rPr>
+        <w:t>storyIn</w:t>
       </w:r>
       <w:proofErr w:type="spellEnd"/>
       <w:r>
-        <w:t xml:space="preserve"> the final chapter of the </w:t>
+        <w:rPr>
+          <w:rStyle w:val="Heading1Char"/>
+        </w:rPr>
+        <w:t xml:space="preserve"> the final chapter of the</w:t>
+      </w:r>
+    </w:p>
+    <w:p>
+      <w:r>
+        <w:t xml:space="preserve"> </w:t>
       </w:r>
       <w:proofErr w:type="spellStart"/>
       <w:r>
@@ -9291,6 +9362,7 @@
           <w:b/>
           <w:bCs/>
         </w:rPr>
+        <w:lastRenderedPageBreak/>
         <w:t xml:space="preserve">1. The Three </w:t>
       </w:r>
       <w:proofErr w:type="spellStart"/>
@@ -9367,7 +9439,6 @@
           <w:b/>
           <w:bCs/>
         </w:rPr>
-        <w:lastRenderedPageBreak/>
         <w:t>stage/</w:t>
       </w:r>
       <w:r>
@@ -9482,6 +9553,7 @@
           <w:b/>
           <w:bCs/>
         </w:rPr>
+        <w:lastRenderedPageBreak/>
         <w:t>The Story:</w:t>
       </w:r>
       <w:r>
@@ -9706,6 +9778,7 @@
           <w:b/>
           <w:bCs/>
         </w:rPr>
+        <w:lastRenderedPageBreak/>
         <w:t>The Catch:</w:t>
       </w:r>
       <w:r>
@@ -9791,7 +9864,6 @@
                 <w:b/>
                 <w:bCs/>
               </w:rPr>
-              <w:lastRenderedPageBreak/>
               <w:t>Strategy</w:t>
             </w:r>
           </w:p>
@@ -10051,6 +10123,9 @@
     </w:tbl>
     <w:p/>
     <w:p>
+      <w:pPr>
+        <w:pStyle w:val="Heading1"/>
+      </w:pPr>
       <w:r>
         <w:t>6.Terraform in production workflow – interview</w:t>
       </w:r>
@@ -10072,6 +10147,7 @@
     </w:p>
     <w:p>
       <w:r>
+        <w:lastRenderedPageBreak/>
         <w:pict w14:anchorId="66EACD61">
           <v:rect id="_x0000_i1083" style="width:0;height:1.5pt" o:hralign="center" o:hrstd="t" o:hr="t" fillcolor="#a0a0a0" stroked="f"/>
         </w:pict>
@@ -10289,6 +10365,7 @@
           <w:b/>
           <w:bCs/>
         </w:rPr>
+        <w:lastRenderedPageBreak/>
         <w:t>The Workflow:</w:t>
       </w:r>
       <w:r>
@@ -10307,7 +10384,6 @@
     </w:p>
     <w:p>
       <w:r>
-        <w:lastRenderedPageBreak/>
         <w:pict w14:anchorId="25425990">
           <v:rect id="_x0000_i1085" style="width:0;height:1.5pt" o:hralign="center" o:hrstd="t" o:hr="t" fillcolor="#a0a0a0" stroked="f"/>
         </w:pict>
@@ -10473,6 +10549,7 @@
                 <w:b/>
                 <w:bCs/>
               </w:rPr>
+              <w:lastRenderedPageBreak/>
               <w:t>Concept</w:t>
             </w:r>
           </w:p>
@@ -10894,7 +10971,6 @@
     </w:p>
     <w:p>
       <w:r>
-        <w:lastRenderedPageBreak/>
         <w:pict w14:anchorId="1C4F565A">
           <v:rect id="_x0000_i1088" style="width:0;height:1.5pt" o:hralign="center" o:hrstd="t" o:hr="t" fillcolor="#a0a0a0" stroked="f"/>
         </w:pict>
@@ -10913,6 +10989,7 @@
           <w:b/>
           <w:bCs/>
         </w:rPr>
+        <w:lastRenderedPageBreak/>
         <w:t>🎓</w:t>
       </w:r>
       <w:r>
@@ -11011,6 +11088,9 @@
       </w:r>
     </w:p>
     <w:p>
+      <w:pPr>
+        <w:pStyle w:val="Heading1"/>
+      </w:pPr>
       <w:r>
         <w:t>7️</w:t>
       </w:r>
@@ -11088,6 +11168,7 @@
           <w:b/>
           <w:bCs/>
         </w:rPr>
+        <w:lastRenderedPageBreak/>
         <w:t>1. The Gatekeeper's Inspection (</w:t>
       </w:r>
       <w:proofErr w:type="spellStart"/>
@@ -11268,11 +11349,14 @@
           <w:b/>
           <w:bCs/>
         </w:rPr>
+        <w:t>The Story:</w:t>
+      </w:r>
+      <w:r>
+        <w:t xml:space="preserve"> The robot creates a hologram of the changes in the middle of the city square. It shows exactly which old buildings will be torn down and where the new ones will go. </w:t>
+      </w:r>
+      <w:r>
         <w:lastRenderedPageBreak/>
-        <w:t>The Story:</w:t>
-      </w:r>
-      <w:r>
-        <w:t xml:space="preserve"> The robot creates a hologram of the changes in the middle of the city square. It shows exactly which old buildings will be torn down and where the new ones will go. It then sends a message to Alex’s phone: </w:t>
+        <w:t xml:space="preserve">It then sends a message to Alex’s phone: </w:t>
       </w:r>
       <w:r>
         <w:rPr>
@@ -11397,6 +11481,7 @@
           <w:b/>
           <w:bCs/>
         </w:rPr>
+        <w:lastRenderedPageBreak/>
         <w:t>GitLab/Jenkins/Azure Towers:</w:t>
       </w:r>
       <w:r>
@@ -11924,29 +12009,32 @@
           <w:b/>
           <w:bCs/>
         </w:rPr>
+        <w:t xml:space="preserve">The city of </w:t>
+      </w:r>
+      <w:proofErr w:type="spellStart"/>
+      <w:r>
+        <w:rPr>
+          <w:b/>
+          <w:bCs/>
+        </w:rPr>
+        <w:t>CodeVille</w:t>
+      </w:r>
+      <w:proofErr w:type="spellEnd"/>
+      <w:r>
+        <w:rPr>
+          <w:b/>
+          <w:bCs/>
+        </w:rPr>
+        <w:t xml:space="preserve"> is now fully automated and cloud-native! Would you like to see how to explain this "Pipeline Flow" in an interview, or should we celebrate with a final Terraform graduation quiz?</w:t>
+      </w:r>
+    </w:p>
+    <w:p/>
+    <w:p>
+      <w:pPr>
+        <w:pStyle w:val="Heading1"/>
+      </w:pPr>
+      <w:r>
         <w:lastRenderedPageBreak/>
-        <w:t xml:space="preserve">The city of </w:t>
-      </w:r>
-      <w:proofErr w:type="spellStart"/>
-      <w:r>
-        <w:rPr>
-          <w:b/>
-          <w:bCs/>
-        </w:rPr>
-        <w:t>CodeVille</w:t>
-      </w:r>
-      <w:proofErr w:type="spellEnd"/>
-      <w:r>
-        <w:rPr>
-          <w:b/>
-          <w:bCs/>
-        </w:rPr>
-        <w:t xml:space="preserve"> is now fully automated and cloud-native! Would you like to see how to explain this "Pipeline Flow" in an interview, or should we celebrate with a final Terraform graduation quiz?</w:t>
-      </w:r>
-    </w:p>
-    <w:p/>
-    <w:p>
-      <w:r>
         <w:t>7️</w:t>
       </w:r>
       <w:r>
@@ -12130,6 +12218,7 @@
           <w:b/>
           <w:bCs/>
         </w:rPr>
+        <w:lastRenderedPageBreak/>
         <w:t>terraform validate:</w:t>
       </w:r>
       <w:r>
@@ -12306,23 +12395,23 @@
           <w:b/>
           <w:bCs/>
         </w:rPr>
+        <w:t>The Execution:</w:t>
+      </w:r>
+      <w:r>
+        <w:t xml:space="preserve"> "Once the PR is merged into the main branch, the pipeline runs terraform apply </w:t>
+      </w:r>
+      <w:proofErr w:type="spellStart"/>
+      <w:r>
+        <w:t>tfplan</w:t>
+      </w:r>
+      <w:proofErr w:type="spellEnd"/>
+      <w:r>
+        <w:t>. Because we use the plan file generated earlier, there are no surprises."</w:t>
+      </w:r>
+    </w:p>
+    <w:p>
+      <w:r>
         <w:lastRenderedPageBreak/>
-        <w:t>The Execution:</w:t>
-      </w:r>
-      <w:r>
-        <w:t xml:space="preserve"> "Once the PR is merged into the main branch, the pipeline runs terraform apply </w:t>
-      </w:r>
-      <w:proofErr w:type="spellStart"/>
-      <w:r>
-        <w:t>tfplan</w:t>
-      </w:r>
-      <w:proofErr w:type="spellEnd"/>
-      <w:r>
-        <w:t>. Because we use the plan file generated earlier, there are no surprises."</w:t>
-      </w:r>
-    </w:p>
-    <w:p>
-      <w:r>
         <w:pict w14:anchorId="7B0F2DB4">
           <v:rect id="_x0000_i1097" style="width:0;height:1.5pt" o:hralign="center" o:hrstd="t" o:hr="t" fillcolor="#a0a0a0" stroked="f"/>
         </w:pict>
@@ -12597,15 +12686,7 @@
           </w:tcPr>
           <w:p>
             <w:r>
-              <w:t>Uses "</w:t>
-            </w:r>
-            <w:proofErr w:type="gramStart"/>
-            <w:r>
-              <w:t>Multi-stage</w:t>
-            </w:r>
-            <w:proofErr w:type="gramEnd"/>
-            <w:r>
-              <w:t xml:space="preserve"> pipelines" with "Checks and Approvals."</w:t>
+              <w:t>Uses "Multi-stage pipelines" with "Checks and Approvals."</w:t>
             </w:r>
           </w:p>
         </w:tc>
@@ -12668,6 +12749,7 @@
           <w:b/>
           <w:bCs/>
         </w:rPr>
+        <w:lastRenderedPageBreak/>
         <w:t>State Locking in CI:</w:t>
       </w:r>
       <w:r>
@@ -12703,6 +12785,7 @@
       <w:r>
         <w:t xml:space="preserve">, </w:t>
       </w:r>
+      <w:proofErr w:type="spellStart"/>
       <w:r>
         <w:rPr>
           <w:b/>
@@ -12710,6 +12793,7 @@
         </w:rPr>
         <w:t>Checkov</w:t>
       </w:r>
+      <w:proofErr w:type="spellEnd"/>
       <w:r>
         <w:t xml:space="preserve">, or </w:t>
       </w:r>
@@ -12788,7 +12872,6 @@
                 <w:b/>
                 <w:bCs/>
               </w:rPr>
-              <w:lastRenderedPageBreak/>
               <w:t>Step</w:t>
             </w:r>
           </w:p>
@@ -13132,6 +13215,7 @@
     </w:p>
     <w:p>
       <w:r>
+        <w:lastRenderedPageBreak/>
         <w:t>You have covered Git, GitHub, and the entire Terraform lifecycle from Foundation to CI/CD.</w:t>
       </w:r>
     </w:p>
@@ -13145,6 +13229,9 @@
       </w:r>
     </w:p>
     <w:p>
+      <w:pPr>
+        <w:pStyle w:val="Heading1"/>
+      </w:pPr>
       <w:r>
         <w:t>8️</w:t>
       </w:r>
@@ -13155,10 +13242,10 @@
         <w:t>⃣</w:t>
       </w:r>
       <w:r>
-        <w:t xml:space="preserve"> TERRAFORM IMPORT (REAL TROUBLESHOOTING)</w:t>
-      </w:r>
-      <w:r>
-        <w:t xml:space="preserve"> – story</w:t>
+        <w:rPr>
+          <w:rStyle w:val="Heading1Char"/>
+        </w:rPr>
+        <w:t xml:space="preserve"> TERRAFORM IMPORT (REAL TROUBLESHOOTING) – story</w:t>
       </w:r>
     </w:p>
     <w:p>
@@ -13240,6 +13327,7 @@
     </w:p>
     <w:p>
       <w:r>
+        <w:lastRenderedPageBreak/>
         <w:t xml:space="preserve">Alex looks at his crystal ball (the </w:t>
       </w:r>
       <w:r>
@@ -13313,7 +13401,6 @@
           <w:b/>
           <w:bCs/>
         </w:rPr>
-        <w:lastRenderedPageBreak/>
         <w:t>The Result:</w:t>
       </w:r>
       <w:r>
@@ -13408,6 +13495,7 @@
           <w:b/>
           <w:bCs/>
         </w:rPr>
+        <w:lastRenderedPageBreak/>
         <w:t>The Result:</w:t>
       </w:r>
       <w:r>
@@ -13587,6 +13675,7 @@
                 <w:b/>
                 <w:bCs/>
               </w:rPr>
+              <w:lastRenderedPageBreak/>
               <w:t>Command</w:t>
             </w:r>
           </w:p>
@@ -13784,7 +13873,6 @@
                 <w:b/>
                 <w:bCs/>
               </w:rPr>
-              <w:lastRenderedPageBreak/>
               <w:t>state rm</w:t>
             </w:r>
           </w:p>
@@ -13927,11 +14015,15 @@
           <w:b/>
           <w:bCs/>
         </w:rPr>
+        <w:lastRenderedPageBreak/>
         <w:t>You have now mastered the art of "Importing" the unknown! Would you like a final "Cheat Sheet" covering all 8 chapters of Terraform, or should we do a quick 3-question "Troubleshooting Quiz"?</w:t>
       </w:r>
     </w:p>
     <w:p/>
     <w:p>
+      <w:pPr>
+        <w:pStyle w:val="Heading1"/>
+      </w:pPr>
       <w:r>
         <w:t>8️</w:t>
       </w:r>
@@ -14026,6 +14118,7 @@
           <w:b/>
           <w:bCs/>
         </w:rPr>
+        <w:lastRenderedPageBreak/>
         <w:t>The Answer:</w:t>
       </w:r>
       <w:r>
@@ -14096,7 +14189,6 @@
           <w:b/>
           <w:bCs/>
         </w:rPr>
-        <w:lastRenderedPageBreak/>
         <w:t>Run the Import:</w:t>
       </w:r>
       <w:r>
@@ -14201,6 +14293,7 @@
           <w:b/>
           <w:bCs/>
         </w:rPr>
+        <w:lastRenderedPageBreak/>
         <w:t>The Answer:</w:t>
       </w:r>
       <w:r>
@@ -14299,6 +14392,7 @@
           <w:b/>
           <w:bCs/>
         </w:rPr>
+        <w:lastRenderedPageBreak/>
         <w:t>Backup your State:</w:t>
       </w:r>
       <w:r>
@@ -14335,7 +14429,6 @@
     </w:p>
     <w:p>
       <w:r>
-        <w:lastRenderedPageBreak/>
         <w:pict w14:anchorId="233BBAEF">
           <v:rect id="_x0000_i1111" style="width:0;height:1.5pt" o:hralign="center" o:hrstd="t" o:hr="t" fillcolor="#a0a0a0" stroked="f"/>
         </w:pict>
@@ -14738,6 +14831,7 @@
     </w:p>
     <w:p>
       <w:r>
+        <w:lastRenderedPageBreak/>
         <w:t xml:space="preserve">If you want to blow the interviewer away, mention the </w:t>
       </w:r>
       <w:r>
@@ -14783,6 +14877,9 @@
       </w:r>
     </w:p>
     <w:p>
+      <w:pPr>
+        <w:pStyle w:val="Heading1"/>
+      </w:pPr>
       <w:r>
         <w:t>9️</w:t>
       </w:r>
@@ -14847,12 +14944,12 @@
           <w:b/>
           <w:bCs/>
         </w:rPr>
+        <w:lastRenderedPageBreak/>
         <w:t>1. The X-Ray Map (terraform graph)</w:t>
       </w:r>
     </w:p>
     <w:p>
       <w:r>
-        <w:lastRenderedPageBreak/>
         <w:t xml:space="preserve">As </w:t>
       </w:r>
       <w:proofErr w:type="spellStart"/>
@@ -15002,6 +15099,7 @@
         </w:numPr>
       </w:pPr>
       <w:r>
+        <w:lastRenderedPageBreak/>
         <w:t>By setting TF_LOG=DEBUG, the Spirit stops being polite and starts shouting every single detail of its internal thoughts.</w:t>
       </w:r>
     </w:p>
@@ -15135,6 +15233,7 @@
     </w:p>
     <w:p>
       <w:r>
+        <w:lastRenderedPageBreak/>
         <w:pict w14:anchorId="6F125400">
           <v:rect id="_x0000_i1117" style="width:0;height:1.5pt" o:hralign="center" o:hrstd="t" o:hr="t" fillcolor="#a0a0a0" stroked="f"/>
         </w:pict>
@@ -15152,7 +15251,6 @@
           <w:b/>
           <w:bCs/>
         </w:rPr>
-        <w:lastRenderedPageBreak/>
         <w:t>Summary Table: The Detective’s Toolbox</w:t>
       </w:r>
     </w:p>
@@ -15534,6 +15632,7 @@
           <w:b/>
           <w:bCs/>
         </w:rPr>
+        <w:lastRenderedPageBreak/>
         <w:t>CodeVille</w:t>
       </w:r>
       <w:proofErr w:type="spellEnd"/>
@@ -15547,6 +15646,9 @@
     </w:p>
     <w:p/>
     <w:p>
+      <w:pPr>
+        <w:pStyle w:val="Heading1"/>
+      </w:pPr>
       <w:r>
         <w:t>9️</w:t>
       </w:r>
@@ -15645,11 +15747,11 @@
         <w:t>Circular Dependencies</w:t>
       </w:r>
       <w:r>
-        <w:t xml:space="preserve"> or understanding why a resource is being destroyed when I only expected a </w:t>
+        <w:t xml:space="preserve"> or understanding why a resource is being destroyed when I only expected a modification. </w:t>
       </w:r>
       <w:r>
         <w:lastRenderedPageBreak/>
-        <w:t>modification. By seeing the 'parent-child' relationships, I can trace which resource is forcing a change down the line."</w:t>
+        <w:t>By seeing the 'parent-child' relationships, I can trace which resource is forcing a change down the line."</w:t>
       </w:r>
     </w:p>
     <w:p>
@@ -15763,6 +15865,7 @@
           <w:b/>
           <w:bCs/>
         </w:rPr>
+        <w:lastRenderedPageBreak/>
         <w:t>Best Practice:</w:t>
       </w:r>
       <w:r>
@@ -15886,6 +15989,7 @@
           <w:b/>
           <w:bCs/>
         </w:rPr>
+        <w:lastRenderedPageBreak/>
         <w:t>Summary Table for the Interview</w:t>
       </w:r>
     </w:p>
@@ -15929,7 +16033,6 @@
                 <w:b/>
                 <w:bCs/>
               </w:rPr>
-              <w:lastRenderedPageBreak/>
               <w:t>Tool / Command</w:t>
             </w:r>
           </w:p>
@@ -16329,6 +16432,7 @@
     </w:p>
     <w:p>
       <w:r>
+        <w:lastRenderedPageBreak/>
         <w:t>You have now covered all the core pillars:</w:t>
       </w:r>
     </w:p>
@@ -16513,15 +16617,18 @@
           <w:b/>
           <w:bCs/>
         </w:rPr>
+        <w:t>Would you like me to generate a single, consolidated "Master Cheat Sheet" for your interview, or should we run a 10-question "Final Certification Quiz"?</w:t>
+      </w:r>
+    </w:p>
+    <w:p>
+      <w:pPr>
+        <w:pStyle w:val="Heading1"/>
+      </w:pPr>
+      <w:r>
+        <w:rPr>
+          <w:rFonts w:ascii="Segoe UI Emoji" w:hAnsi="Segoe UI Emoji" w:cs="Segoe UI Emoji"/>
+        </w:rPr>
         <w:lastRenderedPageBreak/>
-        <w:t>Would you like me to generate a single, consolidated "Master Cheat Sheet" for your interview, or should we run a 10-question "Final Certification Quiz"?</w:t>
-      </w:r>
-    </w:p>
-    <w:p>
-      <w:r>
-        <w:rPr>
-          <w:rFonts w:ascii="Segoe UI Emoji" w:hAnsi="Segoe UI Emoji" w:cs="Segoe UI Emoji"/>
-        </w:rPr>
         <w:t>🔟</w:t>
       </w:r>
       <w:r>
@@ -16656,6 +16763,7 @@
     </w:p>
     <w:p>
       <w:r>
+        <w:lastRenderedPageBreak/>
         <w:t xml:space="preserve">Alex decides to run his daily check. He asks the </w:t>
       </w:r>
       <w:r>
@@ -16802,33 +16910,33 @@
           <w:b/>
           <w:bCs/>
         </w:rPr>
+        <w:t>Option B (Adopt):</w:t>
+      </w:r>
+      <w:r>
+        <w:t xml:space="preserve"> Alex decides he actually likes the neon pink. He updates his </w:t>
+      </w:r>
+      <w:r>
+        <w:rPr>
+          <w:b/>
+          <w:bCs/>
+        </w:rPr>
+        <w:t>Code</w:t>
+      </w:r>
+      <w:r>
+        <w:t xml:space="preserve"> to say "</w:t>
+      </w:r>
+      <w:proofErr w:type="spellStart"/>
+      <w:r>
+        <w:t>Color</w:t>
+      </w:r>
+      <w:proofErr w:type="spellEnd"/>
+      <w:r>
+        <w:t>: Neon Pink" and runs plan again. Now, the Spirit sees the code and the city match. The "Drift" is resolved by updating the records.</w:t>
+      </w:r>
+    </w:p>
+    <w:p>
+      <w:r>
         <w:lastRenderedPageBreak/>
-        <w:t>Option B (Adopt):</w:t>
-      </w:r>
-      <w:r>
-        <w:t xml:space="preserve"> Alex decides he actually likes the neon pink. He updates his </w:t>
-      </w:r>
-      <w:r>
-        <w:rPr>
-          <w:b/>
-          <w:bCs/>
-        </w:rPr>
-        <w:t>Code</w:t>
-      </w:r>
-      <w:r>
-        <w:t xml:space="preserve"> to say "</w:t>
-      </w:r>
-      <w:proofErr w:type="spellStart"/>
-      <w:r>
-        <w:t>Color</w:t>
-      </w:r>
-      <w:proofErr w:type="spellEnd"/>
-      <w:r>
-        <w:t>: Neon Pink" and runs plan again. Now, the Spirit sees the code and the city match. The "Drift" is resolved by updating the records.</w:t>
-      </w:r>
-    </w:p>
-    <w:p>
-      <w:r>
         <w:pict w14:anchorId="7C12E454">
           <v:rect id="_x0000_i1129" style="width:0;height:1.5pt" o:hralign="center" o:hrstd="t" o:hr="t" fillcolor="#a0a0a0" stroked="f"/>
         </w:pict>
@@ -17260,6 +17368,7 @@
           <w:b/>
           <w:bCs/>
         </w:rPr>
+        <w:lastRenderedPageBreak/>
         <w:t>🏆</w:t>
       </w:r>
       <w:r>
@@ -17333,16 +17442,19 @@
           <w:b/>
           <w:bCs/>
         </w:rPr>
+        <w:t>Would you like me to generate your "Terraform Interview Master Cheat Sheet" now, or would you like to take a 5-question Final Exam to earn your virtual certificate?</w:t>
+      </w:r>
+    </w:p>
+    <w:p/>
+    <w:p>
+      <w:pPr>
+        <w:pStyle w:val="Heading1"/>
+      </w:pPr>
+      <w:r>
+        <w:rPr>
+          <w:rFonts w:ascii="Segoe UI Emoji" w:hAnsi="Segoe UI Emoji" w:cs="Segoe UI Emoji"/>
+        </w:rPr>
         <w:lastRenderedPageBreak/>
-        <w:t>Would you like me to generate your "Terraform Interview Master Cheat Sheet" now, or would you like to take a 5-question Final Exam to earn your virtual certificate?</w:t>
-      </w:r>
-    </w:p>
-    <w:p/>
-    <w:p>
-      <w:r>
-        <w:rPr>
-          <w:rFonts w:ascii="Segoe UI Emoji" w:hAnsi="Segoe UI Emoji" w:cs="Segoe UI Emoji"/>
-        </w:rPr>
         <w:t>🔟</w:t>
       </w:r>
       <w:r>
@@ -17518,6 +17630,7 @@
           <w:b/>
           <w:bCs/>
         </w:rPr>
+        <w:lastRenderedPageBreak/>
         <w:t>State File (Last Known State):</w:t>
       </w:r>
       <w:r>
@@ -17624,7 +17737,6 @@
           <w:b/>
           <w:bCs/>
         </w:rPr>
-        <w:lastRenderedPageBreak/>
         <w:t>Compliance:</w:t>
       </w:r>
       <w:r>
@@ -17651,6 +17763,7 @@
     </w:p>
     <w:p>
       <w:r>
+        <w:lastRenderedPageBreak/>
         <w:pict w14:anchorId="653533AE">
           <v:rect id="_x0000_i1136" style="width:0;height:1.5pt" o:hralign="center" o:hrstd="t" o:hr="t" fillcolor="#a0a0a0" stroked="f"/>
         </w:pict>
@@ -17816,6 +17929,7 @@
           <w:b/>
           <w:bCs/>
         </w:rPr>
+        <w:lastRenderedPageBreak/>
         <w:t>Update the Code:</w:t>
       </w:r>
       <w:r>
@@ -18081,7 +18195,6 @@
                 <w:b/>
                 <w:bCs/>
               </w:rPr>
-              <w:lastRenderedPageBreak/>
               <w:t>Remediation</w:t>
             </w:r>
           </w:p>
@@ -18240,7 +18353,11 @@
       </w:r>
     </w:p>
     <w:p>
-      <w:r>
+      <w:pPr>
+        <w:pStyle w:val="Heading1"/>
+      </w:pPr>
+      <w:r>
+        <w:lastRenderedPageBreak/>
         <w:t>1️</w:t>
       </w:r>
       <w:r>
@@ -18379,6 +18496,7 @@
           <w:b/>
           <w:bCs/>
         </w:rPr>
+        <w:lastRenderedPageBreak/>
         <w:t>variables.tf (The Order Form):</w:t>
       </w:r>
       <w:r>
@@ -18452,7 +18570,6 @@
           <w:b/>
           <w:bCs/>
         </w:rPr>
-        <w:lastRenderedPageBreak/>
         <w:t>outputs.tf (The Completion Report):</w:t>
       </w:r>
       <w:r>
@@ -18543,6 +18660,7 @@
     </w:p>
     <w:p>
       <w:r>
+        <w:lastRenderedPageBreak/>
         <w:pict w14:anchorId="57E147F0">
           <v:rect id="_x0000_i1142" style="width:0;height:1.5pt" o:hralign="center" o:hrstd="t" o:hr="t" fillcolor="#a0a0a0" stroked="f"/>
         </w:pict>
@@ -18962,6 +19080,7 @@
                 <w:b/>
                 <w:bCs/>
               </w:rPr>
+              <w:lastRenderedPageBreak/>
               <w:t>variables.tf</w:t>
             </w:r>
           </w:p>
@@ -19155,7 +19274,6 @@
                 <w:b/>
                 <w:bCs/>
               </w:rPr>
-              <w:lastRenderedPageBreak/>
               <w:t>/modules/</w:t>
             </w:r>
           </w:p>
@@ -19232,6 +19350,9 @@
     </w:p>
     <w:p/>
     <w:p>
+      <w:pPr>
+        <w:pStyle w:val="Heading1"/>
+      </w:pPr>
       <w:r>
         <w:t>1️</w:t>
       </w:r>
@@ -19265,7 +19386,11 @@
     </w:p>
     <w:p>
       <w:r>
-        <w:t xml:space="preserve">In a professional interview, how you organize your code tells the interviewer if you’ve worked on a real team or just on solo "hello world" projects. A messy file structure leads to </w:t>
+        <w:t xml:space="preserve">In a professional interview, how you organize your code tells the interviewer if you’ve worked on a real team or just on solo "hello world" projects. A messy file structure </w:t>
+      </w:r>
+      <w:r>
+        <w:lastRenderedPageBreak/>
+        <w:t xml:space="preserve">leads to </w:t>
       </w:r>
       <w:r>
         <w:rPr>
@@ -19438,6 +19563,7 @@
           <w:b/>
           <w:bCs/>
         </w:rPr>
+        <w:lastRenderedPageBreak/>
         <w:t>main.tf</w:t>
       </w:r>
       <w:r>
@@ -19464,7 +19590,6 @@
     </w:p>
     <w:p>
       <w:r>
-        <w:lastRenderedPageBreak/>
         <w:pict w14:anchorId="51189EF2">
           <v:rect id="_x0000_i1146" style="width:0;height:1.5pt" o:hralign="center" o:hrstd="t" o:hr="t" fillcolor="#a0a0a0" stroked="f"/>
         </w:pict>
@@ -19632,6 +19757,7 @@
     </w:p>
     <w:p>
       <w:r>
+        <w:lastRenderedPageBreak/>
         <w:t xml:space="preserve">│   </w:t>
       </w:r>
       <w:r>
@@ -19826,6 +19952,7 @@
           <w:b/>
           <w:bCs/>
         </w:rPr>
+        <w:lastRenderedPageBreak/>
         <w:t>Small Blast Radius:</w:t>
       </w:r>
       <w:r>
@@ -19851,7 +19978,6 @@
           <w:b/>
           <w:bCs/>
         </w:rPr>
-        <w:lastRenderedPageBreak/>
         <w:t>Summary Table for the Interview</w:t>
       </w:r>
     </w:p>
@@ -20278,6 +20404,7 @@
     </w:p>
     <w:p>
       <w:r>
+        <w:lastRenderedPageBreak/>
         <w:pict w14:anchorId="178A4496">
           <v:rect id="_x0000_i1150" style="width:0;height:1.5pt" o:hralign="center" o:hrstd="t" o:hr="t" fillcolor="#a0a0a0" stroked="f"/>
         </w:pict>
@@ -20293,6 +20420,9 @@
       </w:r>
     </w:p>
     <w:p>
+      <w:pPr>
+        <w:pStyle w:val="Heading1"/>
+      </w:pPr>
       <w:r>
         <w:t>1️</w:t>
       </w:r>
@@ -20415,6 +20545,7 @@
           <w:b/>
           <w:bCs/>
         </w:rPr>
+        <w:lastRenderedPageBreak/>
         <w:t>Subnets:</w:t>
       </w:r>
       <w:r>
@@ -20441,7 +20572,6 @@
           <w:b/>
           <w:bCs/>
         </w:rPr>
-        <w:lastRenderedPageBreak/>
         <w:t>IGW (Internet Gateway):</w:t>
       </w:r>
       <w:r>
@@ -20609,6 +20739,7 @@
           <w:b/>
           <w:bCs/>
         </w:rPr>
+        <w:lastRenderedPageBreak/>
         <w:t>S3:</w:t>
       </w:r>
       <w:r>
@@ -20735,7 +20866,11 @@
         <w:t>Launch Templates &amp; ASG (Auto Scaling Group):</w:t>
       </w:r>
       <w:r>
-        <w:t xml:space="preserve"> The "Cloning Machine." If the marketplace gets too crowded, the ASG automatically clones a new EC2 house to handle the crowd. When the crowd leaves, it disappears the extra houses to save gold.</w:t>
+        <w:t xml:space="preserve"> The "Cloning Machine." If the marketplace gets too crowded, the ASG automatically clones a new EC2 house </w:t>
+      </w:r>
+      <w:r>
+        <w:lastRenderedPageBreak/>
+        <w:t>to handle the crowd. When the crowd leaves, it disappears the extra houses to save gold.</w:t>
       </w:r>
     </w:p>
     <w:p>
@@ -20750,7 +20885,6 @@
           <w:b/>
           <w:bCs/>
         </w:rPr>
-        <w:lastRenderedPageBreak/>
         <w:t>ECS/EKS:</w:t>
       </w:r>
       <w:r>
@@ -21123,6 +21257,7 @@
           <w:p>
             <w:proofErr w:type="spellStart"/>
             <w:r>
+              <w:lastRenderedPageBreak/>
               <w:t>aws_autoscaling_group</w:t>
             </w:r>
             <w:proofErr w:type="spellEnd"/>
@@ -21446,6 +21581,9 @@
     </w:p>
     <w:p/>
     <w:p>
+      <w:pPr>
+        <w:pStyle w:val="Heading1"/>
+      </w:pPr>
       <w:r>
         <w:t>1️</w:t>
       </w:r>
@@ -21531,7 +21669,11 @@
       </w:r>
       <w:proofErr w:type="spellEnd"/>
       <w:r>
-        <w:t xml:space="preserve"> with a specific CIDR block (usually /16). I then partition this into </w:t>
+        <w:t xml:space="preserve"> with a specific CIDR block (usually /16). I </w:t>
+      </w:r>
+      <w:r>
+        <w:lastRenderedPageBreak/>
+        <w:t xml:space="preserve">then partition this into </w:t>
       </w:r>
       <w:r>
         <w:rPr>
@@ -21687,6 +21829,7 @@
           <w:b/>
           <w:bCs/>
         </w:rPr>
+        <w:lastRenderedPageBreak/>
         <w:t>The Interview Perspective:</w:t>
       </w:r>
       <w:r>
@@ -21731,7 +21874,6 @@
           <w:b/>
           <w:bCs/>
         </w:rPr>
-        <w:lastRenderedPageBreak/>
         <w:t>The Connection:</w:t>
       </w:r>
       <w:r>
@@ -21869,6 +22011,7 @@
           <w:b/>
           <w:bCs/>
         </w:rPr>
+        <w:lastRenderedPageBreak/>
         <w:t>The Answer:</w:t>
       </w:r>
       <w:r>
@@ -22303,6 +22446,7 @@
                 <w:b/>
                 <w:bCs/>
               </w:rPr>
+              <w:lastRenderedPageBreak/>
               <w:t>DNS</w:t>
             </w:r>
           </w:p>
@@ -22366,7 +22510,6 @@
                 <w:b/>
                 <w:bCs/>
               </w:rPr>
-              <w:lastRenderedPageBreak/>
               <w:t>Compute</w:t>
             </w:r>
           </w:p>
@@ -22487,7 +22630,11 @@
       </w:r>
     </w:p>
     <w:p>
-      <w:r>
+      <w:pPr>
+        <w:pStyle w:val="Heading1"/>
+      </w:pPr>
+      <w:r>
+        <w:lastRenderedPageBreak/>
         <w:t>1️</w:t>
       </w:r>
       <w:r>
@@ -22542,7 +22689,7 @@
     <w:p>
       <w:r>
         <w:pict w14:anchorId="269D608E">
-          <v:rect id="_x0000_i1203" style="width:0;height:1.5pt" o:hralign="center" o:hrstd="t" o:hr="t" fillcolor="#a0a0a0" stroked="f"/>
+          <v:rect id="_x0000_i1167" style="width:0;height:1.5pt" o:hralign="center" o:hrstd="t" o:hr="t" fillcolor="#a0a0a0" stroked="f"/>
         </w:pict>
       </w:r>
     </w:p>
@@ -22608,6 +22755,7 @@
           <w:b/>
           <w:bCs/>
         </w:rPr>
+        <w:lastRenderedPageBreak/>
         <w:t>Story Tip:</w:t>
       </w:r>
       <w:r>
@@ -22617,7 +22765,7 @@
     <w:p>
       <w:r>
         <w:pict w14:anchorId="7E8E01B9">
-          <v:rect id="_x0000_i1204" style="width:0;height:1.5pt" o:hralign="center" o:hrstd="t" o:hr="t" fillcolor="#a0a0a0" stroked="f"/>
+          <v:rect id="_x0000_i1168" style="width:0;height:1.5pt" o:hralign="center" o:hrstd="t" o:hr="t" fillcolor="#a0a0a0" stroked="f"/>
         </w:pict>
       </w:r>
     </w:p>
@@ -22654,7 +22802,6 @@
     </w:p>
     <w:p>
       <w:r>
-        <w:lastRenderedPageBreak/>
         <w:t xml:space="preserve">The Kingdom expands! Now you need a Blacksmith, a Bakery, and a Stables. You can’t use count because these aren't identical. You need </w:t>
       </w:r>
       <w:r>
@@ -22735,7 +22882,7 @@
     <w:p>
       <w:r>
         <w:pict w14:anchorId="28E503C1">
-          <v:rect id="_x0000_i1205" style="width:0;height:1.5pt" o:hralign="center" o:hrstd="t" o:hr="t" fillcolor="#a0a0a0" stroked="f"/>
+          <v:rect id="_x0000_i1169" style="width:0;height:1.5pt" o:hralign="center" o:hrstd="t" o:hr="t" fillcolor="#a0a0a0" stroked="f"/>
         </w:pict>
       </w:r>
     </w:p>
@@ -22805,8 +22952,9 @@
     </w:p>
     <w:p>
       <w:r>
+        <w:lastRenderedPageBreak/>
         <w:pict w14:anchorId="74CDCC2A">
-          <v:rect id="_x0000_i1206" style="width:0;height:1.5pt" o:hralign="center" o:hrstd="t" o:hr="t" fillcolor="#a0a0a0" stroked="f"/>
+          <v:rect id="_x0000_i1170" style="width:0;height:1.5pt" o:hralign="center" o:hrstd="t" o:hr="t" fillcolor="#a0a0a0" stroked="f"/>
         </w:pict>
       </w:r>
     </w:p>
@@ -22903,7 +23051,7 @@
     <w:p>
       <w:r>
         <w:pict w14:anchorId="161E6B49">
-          <v:rect id="_x0000_i1207" style="width:0;height:1.5pt" o:hralign="center" o:hrstd="t" o:hr="t" fillcolor="#a0a0a0" stroked="f"/>
+          <v:rect id="_x0000_i1171" style="width:0;height:1.5pt" o:hralign="center" o:hrstd="t" o:hr="t" fillcolor="#a0a0a0" stroked="f"/>
         </w:pict>
       </w:r>
     </w:p>
@@ -22976,7 +23124,7 @@
     <w:p>
       <w:r>
         <w:pict w14:anchorId="28068518">
-          <v:rect id="_x0000_i1208" style="width:0;height:1.5pt" o:hralign="center" o:hrstd="t" o:hr="t" fillcolor="#a0a0a0" stroked="f"/>
+          <v:rect id="_x0000_i1172" style="width:0;height:1.5pt" o:hralign="center" o:hrstd="t" o:hr="t" fillcolor="#a0a0a0" stroked="f"/>
         </w:pict>
       </w:r>
     </w:p>
@@ -22992,6 +23140,7 @@
           <w:b/>
           <w:bCs/>
         </w:rPr>
+        <w:lastRenderedPageBreak/>
         <w:t>Why this makes you "Production-Ready"</w:t>
       </w:r>
     </w:p>
@@ -23030,7 +23179,6 @@
           <w:b/>
           <w:bCs/>
         </w:rPr>
-        <w:lastRenderedPageBreak/>
         <w:t>Cleanliness:</w:t>
       </w:r>
       <w:r>
@@ -23057,6 +23205,9 @@
     </w:p>
     <w:p/>
     <w:p>
+      <w:pPr>
+        <w:pStyle w:val="Heading1"/>
+      </w:pPr>
       <w:r>
         <w:t>1️</w:t>
       </w:r>
@@ -23134,7 +23285,7 @@
     <w:p>
       <w:r>
         <w:pict w14:anchorId="6B231658">
-          <v:rect id="_x0000_i1245" style="width:0;height:1.5pt" o:hralign="center" o:hrstd="t" o:hr="t" fillcolor="#a0a0a0" stroked="f"/>
+          <v:rect id="_x0000_i1173" style="width:0;height:1.5pt" o:hralign="center" o:hrstd="t" o:hr="t" fillcolor="#a0a0a0" stroked="f"/>
         </w:pict>
       </w:r>
     </w:p>
@@ -23150,6 +23301,7 @@
           <w:b/>
           <w:bCs/>
         </w:rPr>
+        <w:lastRenderedPageBreak/>
         <w:t xml:space="preserve">1. count vs. </w:t>
       </w:r>
       <w:proofErr w:type="spellStart"/>
@@ -23314,7 +23466,7 @@
     <w:p>
       <w:r>
         <w:pict w14:anchorId="3C1D1226">
-          <v:rect id="_x0000_i1246" style="width:0;height:1.5pt" o:hralign="center" o:hrstd="t" o:hr="t" fillcolor="#a0a0a0" stroked="f"/>
+          <v:rect id="_x0000_i1174" style="width:0;height:1.5pt" o:hralign="center" o:hrstd="t" o:hr="t" fillcolor="#a0a0a0" stroked="f"/>
         </w:pict>
       </w:r>
     </w:p>
@@ -23357,6 +23509,7 @@
           <w:b/>
           <w:bCs/>
         </w:rPr>
+        <w:lastRenderedPageBreak/>
         <w:t>Lists []:</w:t>
       </w:r>
       <w:r>
@@ -23417,7 +23570,6 @@
           <w:b/>
           <w:bCs/>
         </w:rPr>
-        <w:lastRenderedPageBreak/>
         <w:t>Pro Tip:</w:t>
       </w:r>
       <w:r>
@@ -23445,7 +23597,7 @@
     <w:p>
       <w:r>
         <w:pict w14:anchorId="424E1019">
-          <v:rect id="_x0000_i1247" style="width:0;height:1.5pt" o:hralign="center" o:hrstd="t" o:hr="t" fillcolor="#a0a0a0" stroked="f"/>
+          <v:rect id="_x0000_i1175" style="width:0;height:1.5pt" o:hralign="center" o:hrstd="t" o:hr="t" fillcolor="#a0a0a0" stroked="f"/>
         </w:pict>
       </w:r>
     </w:p>
@@ -23589,7 +23741,7 @@
     <w:p>
       <w:r>
         <w:pict w14:anchorId="47CC762F">
-          <v:rect id="_x0000_i1248" style="width:0;height:1.5pt" o:hralign="center" o:hrstd="t" o:hr="t" fillcolor="#a0a0a0" stroked="f"/>
+          <v:rect id="_x0000_i1176" style="width:0;height:1.5pt" o:hralign="center" o:hrstd="t" o:hr="t" fillcolor="#a0a0a0" stroked="f"/>
         </w:pict>
       </w:r>
     </w:p>
@@ -23605,6 +23757,7 @@
           <w:b/>
           <w:bCs/>
         </w:rPr>
+        <w:lastRenderedPageBreak/>
         <w:t>4. Dynamic Blocks (Iterating inside a Resource)</w:t>
       </w:r>
     </w:p>
@@ -23689,7 +23842,7 @@
     <w:p>
       <w:r>
         <w:pict w14:anchorId="09DEC085">
-          <v:rect id="_x0000_i1249" style="width:0;height:1.5pt" o:hralign="center" o:hrstd="t" o:hr="t" fillcolor="#a0a0a0" stroked="f"/>
+          <v:rect id="_x0000_i1177" style="width:0;height:1.5pt" o:hralign="center" o:hrstd="t" o:hr="t" fillcolor="#a0a0a0" stroked="f"/>
         </w:pict>
       </w:r>
     </w:p>
@@ -23769,6 +23922,7 @@
           <w:b/>
           <w:bCs/>
         </w:rPr>
+        <w:lastRenderedPageBreak/>
         <w:t>Predictability:</w:t>
       </w:r>
       <w:r>
@@ -23784,6 +23938,9 @@
       </w:r>
     </w:p>
     <w:p>
+      <w:pPr>
+        <w:pStyle w:val="Heading1"/>
+      </w:pPr>
       <w:r>
         <w:t>1️</w:t>
       </w:r>
@@ -23811,80 +23968,80 @@
     </w:p>
     <w:p>
       <w:r>
+        <w:t xml:space="preserve">Imagine you are the Chief Engineer of </w:t>
+      </w:r>
+      <w:r>
+        <w:rPr>
+          <w:b/>
+          <w:bCs/>
+        </w:rPr>
+        <w:t>Neo-City</w:t>
+      </w:r>
+      <w:r>
+        <w:t>, a high-tech metropolis that never sleeps. In this city, you can't just shut down a power plant to upgrade it—the citizens would revolt.</w:t>
+      </w:r>
+    </w:p>
+    <w:p>
+      <w:r>
+        <w:t xml:space="preserve">To manage the city’s infrastructure without causing a blackout, you use the </w:t>
+      </w:r>
+      <w:r>
+        <w:rPr>
+          <w:b/>
+          <w:bCs/>
+        </w:rPr>
+        <w:t>Terraform Lifecycle Directives</w:t>
+      </w:r>
+      <w:r>
+        <w:t>: a set of special laws that govern how buildings (resources) are created and destroyed.</w:t>
+      </w:r>
+    </w:p>
+    <w:p>
+      <w:r>
+        <w:pict w14:anchorId="304D23E9">
+          <v:rect id="_x0000_i1178" style="width:0;height:1.5pt" o:hralign="center" o:hrstd="t" o:hr="t" fillcolor="#a0a0a0" stroked="f"/>
+        </w:pict>
+      </w:r>
+    </w:p>
+    <w:p>
+      <w:pPr>
+        <w:rPr>
+          <w:b/>
+          <w:bCs/>
+        </w:rPr>
+      </w:pPr>
+      <w:r>
+        <w:rPr>
+          <w:b/>
+          <w:bCs/>
+        </w:rPr>
+        <w:t xml:space="preserve">1. </w:t>
+      </w:r>
+      <w:proofErr w:type="spellStart"/>
+      <w:r>
+        <w:rPr>
+          <w:b/>
+          <w:bCs/>
+        </w:rPr>
+        <w:t>create_before_destroy</w:t>
+      </w:r>
+      <w:proofErr w:type="spellEnd"/>
+      <w:r>
+        <w:rPr>
+          <w:b/>
+          <w:bCs/>
+        </w:rPr>
+        <w:t>: The Seamless Switch</w:t>
+      </w:r>
+    </w:p>
+    <w:p>
+      <w:r>
+        <w:t>The Scenario: You need to replace the city’s main Load Balancer (the gate that lets traffic into the city).</w:t>
+      </w:r>
+    </w:p>
+    <w:p>
+      <w:r>
         <w:lastRenderedPageBreak/>
-        <w:t xml:space="preserve">Imagine you are the Chief Engineer of </w:t>
-      </w:r>
-      <w:r>
-        <w:rPr>
-          <w:b/>
-          <w:bCs/>
-        </w:rPr>
-        <w:t>Neo-City</w:t>
-      </w:r>
-      <w:r>
-        <w:t>, a high-tech metropolis that never sleeps. In this city, you can't just shut down a power plant to upgrade it—the citizens would revolt.</w:t>
-      </w:r>
-    </w:p>
-    <w:p>
-      <w:r>
-        <w:t xml:space="preserve">To manage the city’s infrastructure without causing a blackout, you use the </w:t>
-      </w:r>
-      <w:r>
-        <w:rPr>
-          <w:b/>
-          <w:bCs/>
-        </w:rPr>
-        <w:t>Terraform Lifecycle Directives</w:t>
-      </w:r>
-      <w:r>
-        <w:t>: a set of special laws that govern how buildings (resources) are created and destroyed.</w:t>
-      </w:r>
-    </w:p>
-    <w:p>
-      <w:r>
-        <w:pict w14:anchorId="304D23E9">
-          <v:rect id="_x0000_i1279" style="width:0;height:1.5pt" o:hralign="center" o:hrstd="t" o:hr="t" fillcolor="#a0a0a0" stroked="f"/>
-        </w:pict>
-      </w:r>
-    </w:p>
-    <w:p>
-      <w:pPr>
-        <w:rPr>
-          <w:b/>
-          <w:bCs/>
-        </w:rPr>
-      </w:pPr>
-      <w:r>
-        <w:rPr>
-          <w:b/>
-          <w:bCs/>
-        </w:rPr>
-        <w:t xml:space="preserve">1. </w:t>
-      </w:r>
-      <w:proofErr w:type="spellStart"/>
-      <w:r>
-        <w:rPr>
-          <w:b/>
-          <w:bCs/>
-        </w:rPr>
-        <w:t>create_before_destroy</w:t>
-      </w:r>
-      <w:proofErr w:type="spellEnd"/>
-      <w:r>
-        <w:rPr>
-          <w:b/>
-          <w:bCs/>
-        </w:rPr>
-        <w:t>: The Seamless Switch</w:t>
-      </w:r>
-    </w:p>
-    <w:p>
-      <w:r>
-        <w:t>The Scenario: You need to replace the city’s main Load Balancer (the gate that lets traffic into the city).</w:t>
-      </w:r>
-    </w:p>
-    <w:p>
-      <w:r>
         <w:t xml:space="preserve">Normally, </w:t>
       </w:r>
       <w:proofErr w:type="spellStart"/>
@@ -23999,7 +24156,7 @@
     <w:p>
       <w:r>
         <w:pict w14:anchorId="1A676143">
-          <v:rect id="_x0000_i1280" style="width:0;height:1.5pt" o:hralign="center" o:hrstd="t" o:hr="t" fillcolor="#a0a0a0" stroked="f"/>
+          <v:rect id="_x0000_i1179" style="width:0;height:1.5pt" o:hralign="center" o:hrstd="t" o:hr="t" fillcolor="#a0a0a0" stroked="f"/>
         </w:pict>
       </w:r>
     </w:p>
@@ -24082,6 +24239,7 @@
           <w:b/>
           <w:bCs/>
         </w:rPr>
+        <w:lastRenderedPageBreak/>
         <w:t>The Story:</w:t>
       </w:r>
       <w:r>
@@ -24129,7 +24287,7 @@
     <w:p>
       <w:r>
         <w:pict w14:anchorId="0B0B02FC">
-          <v:rect id="_x0000_i1281" style="width:0;height:1.5pt" o:hralign="center" o:hrstd="t" o:hr="t" fillcolor="#a0a0a0" stroked="f"/>
+          <v:rect id="_x0000_i1180" style="width:0;height:1.5pt" o:hralign="center" o:hrstd="t" o:hr="t" fillcolor="#a0a0a0" stroked="f"/>
         </w:pict>
       </w:r>
     </w:p>
@@ -24145,7 +24303,6 @@
           <w:b/>
           <w:bCs/>
         </w:rPr>
-        <w:lastRenderedPageBreak/>
         <w:t xml:space="preserve">3. </w:t>
       </w:r>
       <w:proofErr w:type="spellStart"/>
@@ -24239,6 +24396,7 @@
           <w:b/>
           <w:bCs/>
         </w:rPr>
+        <w:lastRenderedPageBreak/>
         <w:t>Critical For:</w:t>
       </w:r>
       <w:r>
@@ -24276,7 +24434,7 @@
     <w:p>
       <w:r>
         <w:pict w14:anchorId="407E4780">
-          <v:rect id="_x0000_i1282" style="width:0;height:1.5pt" o:hralign="center" o:hrstd="t" o:hr="t" fillcolor="#a0a0a0" stroked="f"/>
+          <v:rect id="_x0000_i1181" style="width:0;height:1.5pt" o:hralign="center" o:hrstd="t" o:hr="t" fillcolor="#a0a0a0" stroked="f"/>
         </w:pict>
       </w:r>
     </w:p>
@@ -24594,6 +24752,9 @@
     </w:tbl>
     <w:p/>
     <w:p>
+      <w:pPr>
+        <w:pStyle w:val="Heading1"/>
+      </w:pPr>
       <w:r>
         <w:t>1️</w:t>
       </w:r>
@@ -24661,6 +24822,7 @@
     </w:p>
     <w:p>
       <w:r>
+        <w:lastRenderedPageBreak/>
         <w:t xml:space="preserve">When explaining these, focus on </w:t>
       </w:r>
       <w:r>
@@ -24687,7 +24849,7 @@
     <w:p>
       <w:r>
         <w:pict w14:anchorId="2D9E389D">
-          <v:rect id="_x0000_i1323" style="width:0;height:1.5pt" o:hralign="center" o:hrstd="t" o:hr="t" fillcolor="#a0a0a0" stroked="f"/>
+          <v:rect id="_x0000_i1182" style="width:0;height:1.5pt" o:hralign="center" o:hrstd="t" o:hr="t" fillcolor="#a0a0a0" stroked="f"/>
         </w:pict>
       </w:r>
     </w:p>
@@ -24728,7 +24890,6 @@
           <w:b/>
           <w:bCs/>
         </w:rPr>
-        <w:lastRenderedPageBreak/>
         <w:t>The "Why":</w:t>
       </w:r>
       <w:r>
@@ -24808,7 +24969,7 @@
     <w:p>
       <w:r>
         <w:pict w14:anchorId="29EEBB80">
-          <v:rect id="_x0000_i1324" style="width:0;height:1.5pt" o:hralign="center" o:hrstd="t" o:hr="t" fillcolor="#a0a0a0" stroked="f"/>
+          <v:rect id="_x0000_i1183" style="width:0;height:1.5pt" o:hralign="center" o:hrstd="t" o:hr="t" fillcolor="#a0a0a0" stroked="f"/>
         </w:pict>
       </w:r>
     </w:p>
@@ -24849,6 +25010,7 @@
           <w:b/>
           <w:bCs/>
         </w:rPr>
+        <w:lastRenderedPageBreak/>
         <w:t>The "Why":</w:t>
       </w:r>
       <w:r>
@@ -24914,7 +25076,7 @@
     <w:p>
       <w:r>
         <w:pict w14:anchorId="469BD685">
-          <v:rect id="_x0000_i1325" style="width:0;height:1.5pt" o:hralign="center" o:hrstd="t" o:hr="t" fillcolor="#a0a0a0" stroked="f"/>
+          <v:rect id="_x0000_i1184" style="width:0;height:1.5pt" o:hralign="center" o:hrstd="t" o:hr="t" fillcolor="#a0a0a0" stroked="f"/>
         </w:pict>
       </w:r>
     </w:p>
@@ -25022,7 +25184,11 @@
         <w:t>Application Auto Scaler</w:t>
       </w:r>
       <w:r>
-        <w:t>. If I don't ignore changes to that attribute, every time I run terraform apply, Terraform will try to scale the service back down to the original 'blueprint' number, fighting the Auto Scaler."</w:t>
+        <w:t xml:space="preserve">. If I don't ignore changes to that attribute, every time I run terraform apply, Terraform will try to </w:t>
+      </w:r>
+      <w:r>
+        <w:lastRenderedPageBreak/>
+        <w:t>scale the service back down to the original 'blueprint' number, fighting the Auto Scaler."</w:t>
       </w:r>
     </w:p>
     <w:p>
@@ -25046,7 +25212,7 @@
     <w:p>
       <w:r>
         <w:pict w14:anchorId="63818EEC">
-          <v:rect id="_x0000_i1326" style="width:0;height:1.5pt" o:hralign="center" o:hrstd="t" o:hr="t" fillcolor="#a0a0a0" stroked="f"/>
+          <v:rect id="_x0000_i1185" style="width:0;height:1.5pt" o:hralign="center" o:hrstd="t" o:hr="t" fillcolor="#a0a0a0" stroked="f"/>
         </w:pict>
       </w:r>
     </w:p>
@@ -25062,7 +25228,6 @@
           <w:b/>
           <w:bCs/>
         </w:rPr>
-        <w:lastRenderedPageBreak/>
         <w:t>Handling the "Real-World" Question</w:t>
       </w:r>
     </w:p>
@@ -25118,7 +25283,7 @@
     <w:p>
       <w:r>
         <w:pict w14:anchorId="7C54CF12">
-          <v:rect id="_x0000_i1327" style="width:0;height:1.5pt" o:hralign="center" o:hrstd="t" o:hr="t" fillcolor="#a0a0a0" stroked="f"/>
+          <v:rect id="_x0000_i1186" style="width:0;height:1.5pt" o:hralign="center" o:hrstd="t" o:hr="t" fillcolor="#a0a0a0" stroked="f"/>
         </w:pict>
       </w:r>
     </w:p>
@@ -25318,6 +25483,7 @@
                 <w:b/>
                 <w:bCs/>
               </w:rPr>
+              <w:lastRenderedPageBreak/>
               <w:t>prevent_destroy</w:t>
             </w:r>
             <w:proofErr w:type="spellEnd"/>
@@ -25437,7 +25603,7 @@
     <w:p>
       <w:r>
         <w:pict w14:anchorId="5C98CF7C">
-          <v:rect id="_x0000_i1328" style="width:0;height:1.5pt" o:hralign="center" o:hrstd="t" o:hr="t" fillcolor="#a0a0a0" stroked="f"/>
+          <v:rect id="_x0000_i1187" style="width:0;height:1.5pt" o:hralign="center" o:hrstd="t" o:hr="t" fillcolor="#a0a0a0" stroked="f"/>
         </w:pict>
       </w:r>
     </w:p>
@@ -25451,6 +25617,9 @@
       </w:r>
     </w:p>
     <w:p>
+      <w:pPr>
+        <w:pStyle w:val="Heading1"/>
+      </w:pPr>
       <w:r>
         <w:t>1️</w:t>
       </w:r>
@@ -25499,7 +25668,7 @@
     <w:p>
       <w:r>
         <w:pict w14:anchorId="4C6DF3FB">
-          <v:rect id="_x0000_i1377" style="width:0;height:1.5pt" o:hralign="center" o:hrstd="t" o:hr="t" fillcolor="#a0a0a0" stroked="f"/>
+          <v:rect id="_x0000_i1188" style="width:0;height:1.5pt" o:hralign="center" o:hrstd="t" o:hr="t" fillcolor="#a0a0a0" stroked="f"/>
         </w:pict>
       </w:r>
     </w:p>
@@ -25542,6 +25711,7 @@
           <w:b/>
           <w:bCs/>
         </w:rPr>
+        <w:lastRenderedPageBreak/>
         <w:t>The Skill:</w:t>
       </w:r>
       <w:r>
@@ -25571,7 +25741,7 @@
     <w:p>
       <w:r>
         <w:pict w14:anchorId="3135D40E">
-          <v:rect id="_x0000_i1378" style="width:0;height:1.5pt" o:hralign="center" o:hrstd="t" o:hr="t" fillcolor="#a0a0a0" stroked="f"/>
+          <v:rect id="_x0000_i1189" style="width:0;height:1.5pt" o:hralign="center" o:hrstd="t" o:hr="t" fillcolor="#a0a0a0" stroked="f"/>
         </w:pict>
       </w:r>
     </w:p>
@@ -25587,7 +25757,6 @@
           <w:b/>
           <w:bCs/>
         </w:rPr>
-        <w:lastRenderedPageBreak/>
         <w:t>The Mystery: The "Memory" of the Kingdom</w:t>
       </w:r>
     </w:p>
@@ -25680,7 +25849,7 @@
     <w:p>
       <w:r>
         <w:pict w14:anchorId="7914D7D4">
-          <v:rect id="_x0000_i1379" style="width:0;height:1.5pt" o:hralign="center" o:hrstd="t" o:hr="t" fillcolor="#a0a0a0" stroked="f"/>
+          <v:rect id="_x0000_i1190" style="width:0;height:1.5pt" o:hralign="center" o:hrstd="t" o:hr="t" fillcolor="#a0a0a0" stroked="f"/>
         </w:pict>
       </w:r>
     </w:p>
@@ -25741,6 +25910,7 @@
           <w:b/>
           <w:bCs/>
         </w:rPr>
+        <w:lastRenderedPageBreak/>
         <w:t>The Story:</w:t>
       </w:r>
       <w:r>
@@ -25780,7 +25950,7 @@
     <w:p>
       <w:r>
         <w:pict w14:anchorId="2FA8C971">
-          <v:rect id="_x0000_i1380" style="width:0;height:1.5pt" o:hralign="center" o:hrstd="t" o:hr="t" fillcolor="#a0a0a0" stroked="f"/>
+          <v:rect id="_x0000_i1191" style="width:0;height:1.5pt" o:hralign="center" o:hrstd="t" o:hr="t" fillcolor="#a0a0a0" stroked="f"/>
         </w:pict>
       </w:r>
     </w:p>
@@ -25860,7 +26030,7 @@
     <w:p>
       <w:r>
         <w:pict w14:anchorId="7944BD67">
-          <v:rect id="_x0000_i1381" style="width:0;height:1.5pt" o:hralign="center" o:hrstd="t" o:hr="t" fillcolor="#a0a0a0" stroked="f"/>
+          <v:rect id="_x0000_i1192" style="width:0;height:1.5pt" o:hralign="center" o:hrstd="t" o:hr="t" fillcolor="#a0a0a0" stroked="f"/>
         </w:pict>
       </w:r>
     </w:p>
@@ -25921,6 +26091,7 @@
           <w:b/>
           <w:bCs/>
         </w:rPr>
+        <w:lastRenderedPageBreak/>
         <w:t>The Story:</w:t>
       </w:r>
       <w:r>
@@ -25930,7 +26101,7 @@
     <w:p>
       <w:r>
         <w:pict w14:anchorId="5D2311F3">
-          <v:rect id="_x0000_i1382" style="width:0;height:1.5pt" o:hralign="center" o:hrstd="t" o:hr="t" fillcolor="#a0a0a0" stroked="f"/>
+          <v:rect id="_x0000_i1193" style="width:0;height:1.5pt" o:hralign="center" o:hrstd="t" o:hr="t" fillcolor="#a0a0a0" stroked="f"/>
         </w:pict>
       </w:r>
     </w:p>
@@ -25951,7 +26122,6 @@
     </w:p>
     <w:p>
       <w:r>
-        <w:lastRenderedPageBreak/>
         <w:t>Finally, they ask: "Why use Terraform? Why not just use AWS CloudFormation?"</w:t>
       </w:r>
     </w:p>
@@ -26011,7 +26181,7 @@
     <w:p>
       <w:r>
         <w:pict w14:anchorId="25748918">
-          <v:rect id="_x0000_i1383" style="width:0;height:1.5pt" o:hralign="center" o:hrstd="t" o:hr="t" fillcolor="#a0a0a0" stroked="f"/>
+          <v:rect id="_x0000_i1194" style="width:0;height:1.5pt" o:hralign="center" o:hrstd="t" o:hr="t" fillcolor="#a0a0a0" stroked="f"/>
         </w:pict>
       </w:r>
     </w:p>
@@ -26084,6 +26254,7 @@
                 <w:b/>
                 <w:bCs/>
               </w:rPr>
+              <w:lastRenderedPageBreak/>
               <w:t>Requirement</w:t>
             </w:r>
           </w:p>
@@ -26310,6 +26481,9 @@
     </w:tbl>
     <w:p/>
     <w:p>
+      <w:pPr>
+        <w:pStyle w:val="Heading1"/>
+      </w:pPr>
       <w:r>
         <w:t>1️</w:t>
       </w:r>
@@ -26364,7 +26538,7 @@
     <w:p>
       <w:r>
         <w:pict w14:anchorId="0AF19079">
-          <v:rect id="_x0000_i1439" style="width:0;height:1.5pt" o:hralign="center" o:hrstd="t" o:hr="t" fillcolor="#a0a0a0" stroked="f"/>
+          <v:rect id="_x0000_i1195" style="width:0;height:1.5pt" o:hralign="center" o:hrstd="t" o:hr="t" fillcolor="#a0a0a0" stroked="f"/>
         </w:pict>
       </w:r>
     </w:p>
@@ -26407,6 +26581,7 @@
           <w:b/>
           <w:bCs/>
         </w:rPr>
+        <w:lastRenderedPageBreak/>
         <w:t>The Detail:</w:t>
       </w:r>
       <w:r>
@@ -26476,17 +26651,13 @@
         <w:t>The "Why":</w:t>
       </w:r>
       <w:r>
-        <w:t xml:space="preserve"> "Remote state allows for team collaboration. State locking prevents two engineers from running apply at the same time, which could corrupt the </w:t>
-      </w:r>
-      <w:r>
-        <w:lastRenderedPageBreak/>
-        <w:t>infrastructure. We also enable S3 versioning so we can roll back if a state file gets corrupted."</w:t>
+        <w:t xml:space="preserve"> "Remote state allows for team collaboration. State locking prevents two engineers from running apply at the same time, which could corrupt the infrastructure. We also enable S3 versioning so we can roll back if a state file gets corrupted."</w:t>
       </w:r>
     </w:p>
     <w:p>
       <w:r>
         <w:pict w14:anchorId="704026EE">
-          <v:rect id="_x0000_i1440" style="width:0;height:1.5pt" o:hralign="center" o:hrstd="t" o:hr="t" fillcolor="#a0a0a0" stroked="f"/>
+          <v:rect id="_x0000_i1196" style="width:0;height:1.5pt" o:hralign="center" o:hrstd="t" o:hr="t" fillcolor="#a0a0a0" stroked="f"/>
         </w:pict>
       </w:r>
     </w:p>
@@ -26585,6 +26756,7 @@
           <w:b/>
           <w:bCs/>
         </w:rPr>
+        <w:lastRenderedPageBreak/>
         <w:t>Interview Answer:</w:t>
       </w:r>
       <w:r>
@@ -26604,7 +26776,7 @@
     <w:p>
       <w:r>
         <w:pict w14:anchorId="68226268">
-          <v:rect id="_x0000_i1441" style="width:0;height:1.5pt" o:hralign="center" o:hrstd="t" o:hr="t" fillcolor="#a0a0a0" stroked="f"/>
+          <v:rect id="_x0000_i1197" style="width:0;height:1.5pt" o:hralign="center" o:hrstd="t" o:hr="t" fillcolor="#a0a0a0" stroked="f"/>
         </w:pict>
       </w:r>
     </w:p>
@@ -26702,7 +26874,7 @@
     <w:p>
       <w:r>
         <w:pict w14:anchorId="0A2629FE">
-          <v:rect id="_x0000_i1442" style="width:0;height:1.5pt" o:hralign="center" o:hrstd="t" o:hr="t" fillcolor="#a0a0a0" stroked="f"/>
+          <v:rect id="_x0000_i1198" style="width:0;height:1.5pt" o:hralign="center" o:hrstd="t" o:hr="t" fillcolor="#a0a0a0" stroked="f"/>
         </w:pict>
       </w:r>
     </w:p>
@@ -26741,6 +26913,7 @@
         </w:numPr>
       </w:pPr>
       <w:r>
+        <w:lastRenderedPageBreak/>
         <w:t>The Process: 1. Write the empty resource block in .</w:t>
       </w:r>
       <w:proofErr w:type="spellStart"/>
@@ -26792,9 +26965,8 @@
     </w:p>
     <w:p>
       <w:r>
-        <w:lastRenderedPageBreak/>
         <w:pict w14:anchorId="7525B290">
-          <v:rect id="_x0000_i1443" style="width:0;height:1.5pt" o:hralign="center" o:hrstd="t" o:hr="t" fillcolor="#a0a0a0" stroked="f"/>
+          <v:rect id="_x0000_i1199" style="width:0;height:1.5pt" o:hralign="center" o:hrstd="t" o:hr="t" fillcolor="#a0a0a0" stroked="f"/>
         </w:pict>
       </w:r>
     </w:p>
@@ -26902,7 +27074,7 @@
     <w:p>
       <w:r>
         <w:pict w14:anchorId="42402E7B">
-          <v:rect id="_x0000_i1444" style="width:0;height:1.5pt" o:hralign="center" o:hrstd="t" o:hr="t" fillcolor="#a0a0a0" stroked="f"/>
+          <v:rect id="_x0000_i1200" style="width:0;height:1.5pt" o:hralign="center" o:hrstd="t" o:hr="t" fillcolor="#a0a0a0" stroked="f"/>
         </w:pict>
       </w:r>
     </w:p>
@@ -26923,6 +27095,7 @@
     </w:p>
     <w:p>
       <w:r>
+        <w:lastRenderedPageBreak/>
         <w:t xml:space="preserve">Interviewer: </w:t>
       </w:r>
       <w:r>
@@ -26998,7 +27171,7 @@
     <w:p>
       <w:r>
         <w:pict w14:anchorId="3343FB60">
-          <v:rect id="_x0000_i1445" style="width:0;height:1.5pt" o:hralign="center" o:hrstd="t" o:hr="t" fillcolor="#a0a0a0" stroked="f"/>
+          <v:rect id="_x0000_i1201" style="width:0;height:1.5pt" o:hralign="center" o:hrstd="t" o:hr="t" fillcolor="#a0a0a0" stroked="f"/>
         </w:pict>
       </w:r>
     </w:p>
@@ -27364,7 +27537,7 @@
     <w:p>
       <w:r>
         <w:pict w14:anchorId="520F71C8">
-          <v:rect id="_x0000_i1446" style="width:0;height:1.5pt" o:hralign="center" o:hrstd="t" o:hr="t" fillcolor="#a0a0a0" stroked="f"/>
+          <v:rect id="_x0000_i1202" style="width:0;height:1.5pt" o:hralign="center" o:hrstd="t" o:hr="t" fillcolor="#a0a0a0" stroked="f"/>
         </w:pict>
       </w:r>
     </w:p>
@@ -27478,7 +27651,7 @@
     <w:p>
       <w:r>
         <w:pict w14:anchorId="1F651FF2">
-          <v:rect id="_x0000_i1479" style="width:0;height:1.5pt" o:hralign="center" o:hrstd="t" o:hr="t" fillcolor="#a0a0a0" stroked="f"/>
+          <v:rect id="_x0000_i1203" style="width:0;height:1.5pt" o:hralign="center" o:hrstd="t" o:hr="t" fillcolor="#a0a0a0" stroked="f"/>
         </w:pict>
       </w:r>
     </w:p>
@@ -27531,6 +27704,7 @@
           <w:b/>
           <w:bCs/>
         </w:rPr>
+        <w:lastRenderedPageBreak/>
         <w:t>Your Answer (The Logic):</w:t>
       </w:r>
       <w:r>
@@ -27628,7 +27802,7 @@
     <w:p>
       <w:r>
         <w:pict w14:anchorId="0587457C">
-          <v:rect id="_x0000_i1480" style="width:0;height:1.5pt" o:hralign="center" o:hrstd="t" o:hr="t" fillcolor="#a0a0a0" stroked="f"/>
+          <v:rect id="_x0000_i1204" style="width:0;height:1.5pt" o:hralign="center" o:hrstd="t" o:hr="t" fillcolor="#a0a0a0" stroked="f"/>
         </w:pict>
       </w:r>
     </w:p>
@@ -27706,14 +27880,14 @@
     </w:p>
     <w:p>
       <w:r>
+        <w:lastRenderedPageBreak/>
         <w:t>By separating the 'Container' (the Group) from the 'Rules', I allow Terraform to create both Groups first, and then attach the rules afterward. This breaks the loop."</w:t>
       </w:r>
     </w:p>
     <w:p>
       <w:r>
-        <w:lastRenderedPageBreak/>
         <w:pict w14:anchorId="31814CDC">
-          <v:rect id="_x0000_i1481" style="width:0;height:1.5pt" o:hralign="center" o:hrstd="t" o:hr="t" fillcolor="#a0a0a0" stroked="f"/>
+          <v:rect id="_x0000_i1205" style="width:0;height:1.5pt" o:hralign="center" o:hrstd="t" o:hr="t" fillcolor="#a0a0a0" stroked="f"/>
         </w:pict>
       </w:r>
     </w:p>
@@ -27869,7 +28043,7 @@
     <w:p>
       <w:r>
         <w:pict w14:anchorId="486E7135">
-          <v:rect id="_x0000_i1482" style="width:0;height:1.5pt" o:hralign="center" o:hrstd="t" o:hr="t" fillcolor="#a0a0a0" stroked="f"/>
+          <v:rect id="_x0000_i1206" style="width:0;height:1.5pt" o:hralign="center" o:hrstd="t" o:hr="t" fillcolor="#a0a0a0" stroked="f"/>
         </w:pict>
       </w:r>
     </w:p>
@@ -27907,6 +28081,7 @@
           <w:b/>
           <w:bCs/>
         </w:rPr>
+        <w:lastRenderedPageBreak/>
         <w:t>Would you like another scenario involving "State Mismatch" (where the Cloud and Terraform disagree), or should we move on to a different topic?</w:t>
       </w:r>
     </w:p>
@@ -27986,7 +28161,7 @@
     <w:p>
       <w:r>
         <w:pict w14:anchorId="54869DA2">
-          <v:rect id="_x0000_i1511" style="width:0;height:1.5pt" o:hralign="center" o:hrstd="t" o:hr="t" fillcolor="#a0a0a0" stroked="f"/>
+          <v:rect id="_x0000_i1207" style="width:0;height:1.5pt" o:hralign="center" o:hrstd="t" o:hr="t" fillcolor="#a0a0a0" stroked="f"/>
         </w:pict>
       </w:r>
     </w:p>
@@ -28039,6 +28214,7 @@
           <w:b/>
           <w:bCs/>
         </w:rPr>
+        <w:lastRenderedPageBreak/>
         <w:t>Your Answer (The Logic):</w:t>
       </w:r>
       <w:r>
@@ -28057,7 +28233,6 @@
           <w:b/>
           <w:bCs/>
         </w:rPr>
-        <w:lastRenderedPageBreak/>
         <w:t>Manual Creation:</w:t>
       </w:r>
       <w:r>
@@ -28126,7 +28301,7 @@
     <w:p>
       <w:r>
         <w:pict w14:anchorId="4B5A25B8">
-          <v:rect id="_x0000_i1512" style="width:0;height:1.5pt" o:hralign="center" o:hrstd="t" o:hr="t" fillcolor="#a0a0a0" stroked="f"/>
+          <v:rect id="_x0000_i1208" style="width:0;height:1.5pt" o:hralign="center" o:hrstd="t" o:hr="t" fillcolor="#a0a0a0" stroked="f"/>
         </w:pict>
       </w:r>
     </w:p>
@@ -28232,6 +28407,7 @@
           <w:b/>
           <w:bCs/>
         </w:rPr>
+        <w:lastRenderedPageBreak/>
         <w:t>Command:</w:t>
       </w:r>
       <w:r>
@@ -28269,7 +28445,7 @@
     <w:p>
       <w:r>
         <w:pict w14:anchorId="5C65E3D3">
-          <v:rect id="_x0000_i1513" style="width:0;height:1.5pt" o:hralign="center" o:hrstd="t" o:hr="t" fillcolor="#a0a0a0" stroked="f"/>
+          <v:rect id="_x0000_i1209" style="width:0;height:1.5pt" o:hralign="center" o:hrstd="t" o:hr="t" fillcolor="#a0a0a0" stroked="f"/>
         </w:pict>
       </w:r>
     </w:p>
@@ -28368,21 +28544,13 @@
         <w:t>Drift Detection:</w:t>
       </w:r>
       <w:r>
-        <w:t xml:space="preserve"> We can run scheduled terraform plan checks in our pipeline. If the plan ever shows </w:t>
-      </w:r>
-      <w:proofErr w:type="gramStart"/>
-      <w:r>
-        <w:t>changes</w:t>
-      </w:r>
-      <w:proofErr w:type="gramEnd"/>
-      <w:r>
-        <w:t xml:space="preserve"> we didn't initiate, it alerts us that 'Cloud Drift' has occurred, and we can remediate it immediately."</w:t>
+        <w:t xml:space="preserve"> We can run scheduled terraform plan checks in our pipeline. If the plan ever shows changes we didn't initiate, it alerts us that 'Cloud Drift' has occurred, and we can remediate it immediately."</w:t>
       </w:r>
     </w:p>
     <w:p>
       <w:r>
         <w:pict w14:anchorId="4BE209A4">
-          <v:rect id="_x0000_i1514" style="width:0;height:1.5pt" o:hralign="center" o:hrstd="t" o:hr="t" fillcolor="#a0a0a0" stroked="f"/>
+          <v:rect id="_x0000_i1210" style="width:0;height:1.5pt" o:hralign="center" o:hrstd="t" o:hr="t" fillcolor="#a0a0a0" stroked="f"/>
         </w:pict>
       </w:r>
     </w:p>
@@ -28436,6 +28604,9 @@
       </w:r>
     </w:p>
     <w:p>
+      <w:pPr>
+        <w:pStyle w:val="Heading1"/>
+      </w:pPr>
       <w:r>
         <w:t>1️</w:t>
       </w:r>
@@ -28494,7 +28665,7 @@
     <w:p>
       <w:r>
         <w:pict w14:anchorId="07182FAE">
-          <v:rect id="_x0000_i1549" style="width:0;height:1.5pt" o:hralign="center" o:hrstd="t" o:hr="t" fillcolor="#a0a0a0" stroked="f"/>
+          <v:rect id="_x0000_i1211" style="width:0;height:1.5pt" o:hralign="center" o:hrstd="t" o:hr="t" fillcolor="#a0a0a0" stroked="f"/>
         </w:pict>
       </w:r>
     </w:p>
@@ -28523,6 +28694,7 @@
     </w:p>
     <w:p>
       <w:r>
+        <w:lastRenderedPageBreak/>
         <w:t>A request comes in: "We need a new microservice for the Galaxy App."</w:t>
       </w:r>
     </w:p>
@@ -28641,7 +28813,7 @@
     <w:p>
       <w:r>
         <w:pict w14:anchorId="45E9D87D">
-          <v:rect id="_x0000_i1550" style="width:0;height:1.5pt" o:hralign="center" o:hrstd="t" o:hr="t" fillcolor="#a0a0a0" stroked="f"/>
+          <v:rect id="_x0000_i1212" style="width:0;height:1.5pt" o:hralign="center" o:hrstd="t" o:hr="t" fillcolor="#a0a0a0" stroked="f"/>
         </w:pict>
       </w:r>
     </w:p>
@@ -28766,7 +28938,7 @@
     <w:p>
       <w:r>
         <w:pict w14:anchorId="372308AE">
-          <v:rect id="_x0000_i1551" style="width:0;height:1.5pt" o:hralign="center" o:hrstd="t" o:hr="t" fillcolor="#a0a0a0" stroked="f"/>
+          <v:rect id="_x0000_i1213" style="width:0;height:1.5pt" o:hralign="center" o:hrstd="t" o:hr="t" fillcolor="#a0a0a0" stroked="f"/>
         </w:pict>
       </w:r>
     </w:p>
@@ -28835,6 +29007,7 @@
           <w:b/>
           <w:bCs/>
         </w:rPr>
+        <w:lastRenderedPageBreak/>
         <w:t>Action:</w:t>
       </w:r>
       <w:r>
@@ -28895,7 +29068,7 @@
     <w:p>
       <w:r>
         <w:pict w14:anchorId="5610C9CF">
-          <v:rect id="_x0000_i1552" style="width:0;height:1.5pt" o:hralign="center" o:hrstd="t" o:hr="t" fillcolor="#a0a0a0" stroked="f"/>
+          <v:rect id="_x0000_i1214" style="width:0;height:1.5pt" o:hralign="center" o:hrstd="t" o:hr="t" fillcolor="#a0a0a0" stroked="f"/>
         </w:pict>
       </w:r>
     </w:p>
@@ -29151,7 +29324,6 @@
                 <w:b/>
                 <w:bCs/>
               </w:rPr>
-              <w:lastRenderedPageBreak/>
               <w:t>Drift Correction</w:t>
             </w:r>
           </w:p>
@@ -29260,7 +29432,7 @@
     <w:p>
       <w:r>
         <w:pict w14:anchorId="5D1AF8CB">
-          <v:rect id="_x0000_i1553" style="width:0;height:1.5pt" o:hralign="center" o:hrstd="t" o:hr="t" fillcolor="#a0a0a0" stroked="f"/>
+          <v:rect id="_x0000_i1215" style="width:0;height:1.5pt" o:hralign="center" o:hrstd="t" o:hr="t" fillcolor="#a0a0a0" stroked="f"/>
         </w:pict>
       </w:r>
     </w:p>
@@ -29270,11 +29442,15 @@
           <w:b/>
           <w:bCs/>
         </w:rPr>
+        <w:lastRenderedPageBreak/>
         <w:t>This is the complete Terraform journey! You now have the Story and the Interview Perspective for every major concept. Would you like a final "Master Checklist" of everything we covered to keep on your desk?</w:t>
       </w:r>
     </w:p>
     <w:p/>
     <w:p>
+      <w:pPr>
+        <w:pStyle w:val="Heading1"/>
+      </w:pPr>
       <w:r>
         <w:t>1️</w:t>
       </w:r>
@@ -29339,7 +29515,7 @@
     <w:p>
       <w:r>
         <w:pict w14:anchorId="2758CB5E">
-          <v:rect id="_x0000_i1577" style="width:0;height:1.5pt" o:hralign="center" o:hrstd="t" o:hr="t" fillcolor="#a0a0a0" stroked="f"/>
+          <v:rect id="_x0000_i1216" style="width:0;height:1.5pt" o:hralign="center" o:hrstd="t" o:hr="t" fillcolor="#a0a0a0" stroked="f"/>
         </w:pict>
       </w:r>
     </w:p>
@@ -29389,6 +29565,7 @@
           <w:b/>
           <w:bCs/>
         </w:rPr>
+        <w:lastRenderedPageBreak/>
         <w:t>Interview Answer:</w:t>
       </w:r>
       <w:r>
@@ -29581,34 +29758,34 @@
           <w:b/>
           <w:bCs/>
         </w:rPr>
+        <w:t>Phase 3: Human Review.</w:t>
+      </w:r>
+      <w:r>
+        <w:t xml:space="preserve"> A peer reviews the code and the plan output. This is our 'double-check' to ensure no critical resources are accidentally deleted."</w:t>
+      </w:r>
+    </w:p>
+    <w:p>
+      <w:pPr>
+        <w:rPr>
+          <w:b/>
+          <w:bCs/>
+        </w:rPr>
+      </w:pPr>
+      <w:r>
+        <w:rPr>
+          <w:b/>
+          <w:bCs/>
+        </w:rPr>
+        <w:t>3. Execution &amp; State Safety</w:t>
+      </w:r>
+    </w:p>
+    <w:p>
+      <w:r>
+        <w:rPr>
+          <w:b/>
+          <w:bCs/>
+        </w:rPr>
         <w:lastRenderedPageBreak/>
-        <w:t>Phase 3: Human Review.</w:t>
-      </w:r>
-      <w:r>
-        <w:t xml:space="preserve"> A peer reviews the code and the plan output. This is our 'double-check' to ensure no critical resources are accidentally deleted."</w:t>
-      </w:r>
-    </w:p>
-    <w:p>
-      <w:pPr>
-        <w:rPr>
-          <w:b/>
-          <w:bCs/>
-        </w:rPr>
-      </w:pPr>
-      <w:r>
-        <w:rPr>
-          <w:b/>
-          <w:bCs/>
-        </w:rPr>
-        <w:t>3. Execution &amp; State Safety</w:t>
-      </w:r>
-    </w:p>
-    <w:p>
-      <w:r>
-        <w:rPr>
-          <w:b/>
-          <w:bCs/>
-        </w:rPr>
         <w:t>Interviewer:</w:t>
       </w:r>
       <w:r>
@@ -29939,7 +30116,7 @@
     <w:p>
       <w:r>
         <w:pict w14:anchorId="147E9092">
-          <v:rect id="_x0000_i1578" style="width:0;height:1.5pt" o:hralign="center" o:hrstd="t" o:hr="t" fillcolor="#a0a0a0" stroked="f"/>
+          <v:rect id="_x0000_i1217" style="width:0;height:1.5pt" o:hralign="center" o:hrstd="t" o:hr="t" fillcolor="#a0a0a0" stroked="f"/>
         </w:pict>
       </w:r>
     </w:p>
@@ -29997,7 +30174,6 @@
                 <w:b/>
                 <w:bCs/>
               </w:rPr>
-              <w:lastRenderedPageBreak/>
               <w:t>Feature</w:t>
             </w:r>
           </w:p>
@@ -30217,7 +30393,7 @@
     <w:p>
       <w:r>
         <w:pict w14:anchorId="567CE616">
-          <v:rect id="_x0000_i1579" style="width:0;height:1.5pt" o:hralign="center" o:hrstd="t" o:hr="t" fillcolor="#a0a0a0" stroked="f"/>
+          <v:rect id="_x0000_i1218" style="width:0;height:1.5pt" o:hralign="center" o:hrstd="t" o:hr="t" fillcolor="#a0a0a0" stroked="f"/>
         </w:pict>
       </w:r>
     </w:p>
@@ -49184,6 +49360,7 @@
   <w:num w:numId="127" w16cid:durableId="1482648242">
     <w:abstractNumId w:val="117"/>
   </w:num>
+  <w:numIdMacAtCleanup w:val="127"/>
 </w:numbering>
 </file>
 
@@ -49790,6 +49967,7 @@
   <w:style w:type="character" w:default="1" w:styleId="DefaultParagraphFont">
     <w:name w:val="Default Paragraph Font"/>
     <w:uiPriority w:val="1"/>
+    <w:semiHidden/>
     <w:unhideWhenUsed/>
   </w:style>
   <w:style w:type="table" w:default="1" w:styleId="TableNormal">
